--- a/TranscriptAnalysis/results/correlation_conventional/FXSpHy8LvmY/FXSpHy8LvmY_correlation_topics_n0_p15_m6.docx
+++ b/TranscriptAnalysis/results/correlation_conventional/FXSpHy8LvmY/FXSpHy8LvmY_correlation_topics_n0_p15_m6.docx
@@ -127,7 +127,38 @@
           </w:tcPr>
           <w:p>
             <w:r>
-              <w:t>frame_0000.jpg</w:t>
+              <w:drawing>
+                <wp:inline xmlns:a="http://schemas.openxmlformats.org/drawingml/2006/main" xmlns:pic="http://schemas.openxmlformats.org/drawingml/2006/picture">
+                  <wp:extent cx="1097280" cy="617220"/>
+                  <wp:docPr id="1" name="Picture 1"/>
+                  <wp:cNvGraphicFramePr>
+                    <a:graphicFrameLocks noChangeAspect="1"/>
+                  </wp:cNvGraphicFramePr>
+                  <a:graphic>
+                    <a:graphicData uri="http://schemas.openxmlformats.org/drawingml/2006/picture">
+                      <pic:pic>
+                        <pic:nvPicPr>
+                          <pic:cNvPr id="0" name="frame_0000.jpg"/>
+                          <pic:cNvPicPr/>
+                        </pic:nvPicPr>
+                        <pic:blipFill>
+                          <a:blip r:embed="rId9"/>
+                          <a:stretch>
+                            <a:fillRect/>
+                          </a:stretch>
+                        </pic:blipFill>
+                        <pic:spPr>
+                          <a:xfrm>
+                            <a:off x="0" y="0"/>
+                            <a:ext cx="1097280" cy="617220"/>
+                          </a:xfrm>
+                          <a:prstGeom prst="rect"/>
+                        </pic:spPr>
+                      </pic:pic>
+                    </a:graphicData>
+                  </a:graphic>
+                </wp:inline>
+              </w:drawing>
             </w:r>
           </w:p>
         </w:tc>
@@ -137,7 +168,38 @@
           </w:tcPr>
           <w:p>
             <w:r>
-              <w:t>frame_0107.jpg</w:t>
+              <w:drawing>
+                <wp:inline xmlns:a="http://schemas.openxmlformats.org/drawingml/2006/main" xmlns:pic="http://schemas.openxmlformats.org/drawingml/2006/picture">
+                  <wp:extent cx="1097280" cy="617220"/>
+                  <wp:docPr id="2" name="Picture 2"/>
+                  <wp:cNvGraphicFramePr>
+                    <a:graphicFrameLocks noChangeAspect="1"/>
+                  </wp:cNvGraphicFramePr>
+                  <a:graphic>
+                    <a:graphicData uri="http://schemas.openxmlformats.org/drawingml/2006/picture">
+                      <pic:pic>
+                        <pic:nvPicPr>
+                          <pic:cNvPr id="0" name="frame_0107.jpg"/>
+                          <pic:cNvPicPr/>
+                        </pic:nvPicPr>
+                        <pic:blipFill>
+                          <a:blip r:embed="rId10"/>
+                          <a:stretch>
+                            <a:fillRect/>
+                          </a:stretch>
+                        </pic:blipFill>
+                        <pic:spPr>
+                          <a:xfrm>
+                            <a:off x="0" y="0"/>
+                            <a:ext cx="1097280" cy="617220"/>
+                          </a:xfrm>
+                          <a:prstGeom prst="rect"/>
+                        </pic:spPr>
+                      </pic:pic>
+                    </a:graphicData>
+                  </a:graphic>
+                </wp:inline>
+              </w:drawing>
             </w:r>
           </w:p>
         </w:tc>
@@ -147,7 +209,38 @@
           </w:tcPr>
           <w:p>
             <w:r>
-              <w:t>frame_0214.jpg</w:t>
+              <w:drawing>
+                <wp:inline xmlns:a="http://schemas.openxmlformats.org/drawingml/2006/main" xmlns:pic="http://schemas.openxmlformats.org/drawingml/2006/picture">
+                  <wp:extent cx="1097280" cy="617220"/>
+                  <wp:docPr id="3" name="Picture 3"/>
+                  <wp:cNvGraphicFramePr>
+                    <a:graphicFrameLocks noChangeAspect="1"/>
+                  </wp:cNvGraphicFramePr>
+                  <a:graphic>
+                    <a:graphicData uri="http://schemas.openxmlformats.org/drawingml/2006/picture">
+                      <pic:pic>
+                        <pic:nvPicPr>
+                          <pic:cNvPr id="0" name="frame_0214.jpg"/>
+                          <pic:cNvPicPr/>
+                        </pic:nvPicPr>
+                        <pic:blipFill>
+                          <a:blip r:embed="rId11"/>
+                          <a:stretch>
+                            <a:fillRect/>
+                          </a:stretch>
+                        </pic:blipFill>
+                        <pic:spPr>
+                          <a:xfrm>
+                            <a:off x="0" y="0"/>
+                            <a:ext cx="1097280" cy="617220"/>
+                          </a:xfrm>
+                          <a:prstGeom prst="rect"/>
+                        </pic:spPr>
+                      </pic:pic>
+                    </a:graphicData>
+                  </a:graphic>
+                </wp:inline>
+              </w:drawing>
             </w:r>
           </w:p>
         </w:tc>
@@ -186,7 +279,38 @@
           </w:tcPr>
           <w:p>
             <w:r>
-              <w:t>frame_0000.jpg</w:t>
+              <w:drawing>
+                <wp:inline xmlns:a="http://schemas.openxmlformats.org/drawingml/2006/main" xmlns:pic="http://schemas.openxmlformats.org/drawingml/2006/picture">
+                  <wp:extent cx="1097280" cy="617220"/>
+                  <wp:docPr id="4" name="Picture 4"/>
+                  <wp:cNvGraphicFramePr>
+                    <a:graphicFrameLocks noChangeAspect="1"/>
+                  </wp:cNvGraphicFramePr>
+                  <a:graphic>
+                    <a:graphicData uri="http://schemas.openxmlformats.org/drawingml/2006/picture">
+                      <pic:pic>
+                        <pic:nvPicPr>
+                          <pic:cNvPr id="0" name="frame_0000.jpg"/>
+                          <pic:cNvPicPr/>
+                        </pic:nvPicPr>
+                        <pic:blipFill>
+                          <a:blip r:embed="rId9"/>
+                          <a:stretch>
+                            <a:fillRect/>
+                          </a:stretch>
+                        </pic:blipFill>
+                        <pic:spPr>
+                          <a:xfrm>
+                            <a:off x="0" y="0"/>
+                            <a:ext cx="1097280" cy="617220"/>
+                          </a:xfrm>
+                          <a:prstGeom prst="rect"/>
+                        </pic:spPr>
+                      </pic:pic>
+                    </a:graphicData>
+                  </a:graphic>
+                </wp:inline>
+              </w:drawing>
             </w:r>
           </w:p>
         </w:tc>
@@ -196,7 +320,38 @@
           </w:tcPr>
           <w:p>
             <w:r>
-              <w:t>frame_0107.jpg</w:t>
+              <w:drawing>
+                <wp:inline xmlns:a="http://schemas.openxmlformats.org/drawingml/2006/main" xmlns:pic="http://schemas.openxmlformats.org/drawingml/2006/picture">
+                  <wp:extent cx="1097280" cy="617220"/>
+                  <wp:docPr id="5" name="Picture 5"/>
+                  <wp:cNvGraphicFramePr>
+                    <a:graphicFrameLocks noChangeAspect="1"/>
+                  </wp:cNvGraphicFramePr>
+                  <a:graphic>
+                    <a:graphicData uri="http://schemas.openxmlformats.org/drawingml/2006/picture">
+                      <pic:pic>
+                        <pic:nvPicPr>
+                          <pic:cNvPr id="0" name="frame_0107.jpg"/>
+                          <pic:cNvPicPr/>
+                        </pic:nvPicPr>
+                        <pic:blipFill>
+                          <a:blip r:embed="rId10"/>
+                          <a:stretch>
+                            <a:fillRect/>
+                          </a:stretch>
+                        </pic:blipFill>
+                        <pic:spPr>
+                          <a:xfrm>
+                            <a:off x="0" y="0"/>
+                            <a:ext cx="1097280" cy="617220"/>
+                          </a:xfrm>
+                          <a:prstGeom prst="rect"/>
+                        </pic:spPr>
+                      </pic:pic>
+                    </a:graphicData>
+                  </a:graphic>
+                </wp:inline>
+              </w:drawing>
             </w:r>
           </w:p>
         </w:tc>
@@ -206,7 +361,38 @@
           </w:tcPr>
           <w:p>
             <w:r>
-              <w:t>frame_0214.jpg</w:t>
+              <w:drawing>
+                <wp:inline xmlns:a="http://schemas.openxmlformats.org/drawingml/2006/main" xmlns:pic="http://schemas.openxmlformats.org/drawingml/2006/picture">
+                  <wp:extent cx="1097280" cy="617220"/>
+                  <wp:docPr id="6" name="Picture 6"/>
+                  <wp:cNvGraphicFramePr>
+                    <a:graphicFrameLocks noChangeAspect="1"/>
+                  </wp:cNvGraphicFramePr>
+                  <a:graphic>
+                    <a:graphicData uri="http://schemas.openxmlformats.org/drawingml/2006/picture">
+                      <pic:pic>
+                        <pic:nvPicPr>
+                          <pic:cNvPr id="0" name="frame_0214.jpg"/>
+                          <pic:cNvPicPr/>
+                        </pic:nvPicPr>
+                        <pic:blipFill>
+                          <a:blip r:embed="rId11"/>
+                          <a:stretch>
+                            <a:fillRect/>
+                          </a:stretch>
+                        </pic:blipFill>
+                        <pic:spPr>
+                          <a:xfrm>
+                            <a:off x="0" y="0"/>
+                            <a:ext cx="1097280" cy="617220"/>
+                          </a:xfrm>
+                          <a:prstGeom prst="rect"/>
+                        </pic:spPr>
+                      </pic:pic>
+                    </a:graphicData>
+                  </a:graphic>
+                </wp:inline>
+              </w:drawing>
             </w:r>
           </w:p>
         </w:tc>
@@ -245,7 +431,38 @@
           </w:tcPr>
           <w:p>
             <w:r>
-              <w:t>frame_0000.jpg</w:t>
+              <w:drawing>
+                <wp:inline xmlns:a="http://schemas.openxmlformats.org/drawingml/2006/main" xmlns:pic="http://schemas.openxmlformats.org/drawingml/2006/picture">
+                  <wp:extent cx="1097280" cy="617220"/>
+                  <wp:docPr id="7" name="Picture 7"/>
+                  <wp:cNvGraphicFramePr>
+                    <a:graphicFrameLocks noChangeAspect="1"/>
+                  </wp:cNvGraphicFramePr>
+                  <a:graphic>
+                    <a:graphicData uri="http://schemas.openxmlformats.org/drawingml/2006/picture">
+                      <pic:pic>
+                        <pic:nvPicPr>
+                          <pic:cNvPr id="0" name="frame_0000.jpg"/>
+                          <pic:cNvPicPr/>
+                        </pic:nvPicPr>
+                        <pic:blipFill>
+                          <a:blip r:embed="rId9"/>
+                          <a:stretch>
+                            <a:fillRect/>
+                          </a:stretch>
+                        </pic:blipFill>
+                        <pic:spPr>
+                          <a:xfrm>
+                            <a:off x="0" y="0"/>
+                            <a:ext cx="1097280" cy="617220"/>
+                          </a:xfrm>
+                          <a:prstGeom prst="rect"/>
+                        </pic:spPr>
+                      </pic:pic>
+                    </a:graphicData>
+                  </a:graphic>
+                </wp:inline>
+              </w:drawing>
             </w:r>
           </w:p>
         </w:tc>
@@ -255,7 +472,38 @@
           </w:tcPr>
           <w:p>
             <w:r>
-              <w:t>frame_0107.jpg</w:t>
+              <w:drawing>
+                <wp:inline xmlns:a="http://schemas.openxmlformats.org/drawingml/2006/main" xmlns:pic="http://schemas.openxmlformats.org/drawingml/2006/picture">
+                  <wp:extent cx="1097280" cy="617220"/>
+                  <wp:docPr id="8" name="Picture 8"/>
+                  <wp:cNvGraphicFramePr>
+                    <a:graphicFrameLocks noChangeAspect="1"/>
+                  </wp:cNvGraphicFramePr>
+                  <a:graphic>
+                    <a:graphicData uri="http://schemas.openxmlformats.org/drawingml/2006/picture">
+                      <pic:pic>
+                        <pic:nvPicPr>
+                          <pic:cNvPr id="0" name="frame_0107.jpg"/>
+                          <pic:cNvPicPr/>
+                        </pic:nvPicPr>
+                        <pic:blipFill>
+                          <a:blip r:embed="rId10"/>
+                          <a:stretch>
+                            <a:fillRect/>
+                          </a:stretch>
+                        </pic:blipFill>
+                        <pic:spPr>
+                          <a:xfrm>
+                            <a:off x="0" y="0"/>
+                            <a:ext cx="1097280" cy="617220"/>
+                          </a:xfrm>
+                          <a:prstGeom prst="rect"/>
+                        </pic:spPr>
+                      </pic:pic>
+                    </a:graphicData>
+                  </a:graphic>
+                </wp:inline>
+              </w:drawing>
             </w:r>
           </w:p>
         </w:tc>
@@ -265,7 +513,38 @@
           </w:tcPr>
           <w:p>
             <w:r>
-              <w:t>frame_0214.jpg</w:t>
+              <w:drawing>
+                <wp:inline xmlns:a="http://schemas.openxmlformats.org/drawingml/2006/main" xmlns:pic="http://schemas.openxmlformats.org/drawingml/2006/picture">
+                  <wp:extent cx="1097280" cy="617220"/>
+                  <wp:docPr id="9" name="Picture 9"/>
+                  <wp:cNvGraphicFramePr>
+                    <a:graphicFrameLocks noChangeAspect="1"/>
+                  </wp:cNvGraphicFramePr>
+                  <a:graphic>
+                    <a:graphicData uri="http://schemas.openxmlformats.org/drawingml/2006/picture">
+                      <pic:pic>
+                        <pic:nvPicPr>
+                          <pic:cNvPr id="0" name="frame_0214.jpg"/>
+                          <pic:cNvPicPr/>
+                        </pic:nvPicPr>
+                        <pic:blipFill>
+                          <a:blip r:embed="rId11"/>
+                          <a:stretch>
+                            <a:fillRect/>
+                          </a:stretch>
+                        </pic:blipFill>
+                        <pic:spPr>
+                          <a:xfrm>
+                            <a:off x="0" y="0"/>
+                            <a:ext cx="1097280" cy="617220"/>
+                          </a:xfrm>
+                          <a:prstGeom prst="rect"/>
+                        </pic:spPr>
+                      </pic:pic>
+                    </a:graphicData>
+                  </a:graphic>
+                </wp:inline>
+              </w:drawing>
             </w:r>
           </w:p>
         </w:tc>
@@ -304,7 +583,38 @@
           </w:tcPr>
           <w:p>
             <w:r>
-              <w:t>frame_0000.jpg</w:t>
+              <w:drawing>
+                <wp:inline xmlns:a="http://schemas.openxmlformats.org/drawingml/2006/main" xmlns:pic="http://schemas.openxmlformats.org/drawingml/2006/picture">
+                  <wp:extent cx="1097280" cy="617220"/>
+                  <wp:docPr id="10" name="Picture 10"/>
+                  <wp:cNvGraphicFramePr>
+                    <a:graphicFrameLocks noChangeAspect="1"/>
+                  </wp:cNvGraphicFramePr>
+                  <a:graphic>
+                    <a:graphicData uri="http://schemas.openxmlformats.org/drawingml/2006/picture">
+                      <pic:pic>
+                        <pic:nvPicPr>
+                          <pic:cNvPr id="0" name="frame_0000.jpg"/>
+                          <pic:cNvPicPr/>
+                        </pic:nvPicPr>
+                        <pic:blipFill>
+                          <a:blip r:embed="rId9"/>
+                          <a:stretch>
+                            <a:fillRect/>
+                          </a:stretch>
+                        </pic:blipFill>
+                        <pic:spPr>
+                          <a:xfrm>
+                            <a:off x="0" y="0"/>
+                            <a:ext cx="1097280" cy="617220"/>
+                          </a:xfrm>
+                          <a:prstGeom prst="rect"/>
+                        </pic:spPr>
+                      </pic:pic>
+                    </a:graphicData>
+                  </a:graphic>
+                </wp:inline>
+              </w:drawing>
             </w:r>
           </w:p>
         </w:tc>
@@ -314,7 +624,38 @@
           </w:tcPr>
           <w:p>
             <w:r>
-              <w:t>frame_0107.jpg</w:t>
+              <w:drawing>
+                <wp:inline xmlns:a="http://schemas.openxmlformats.org/drawingml/2006/main" xmlns:pic="http://schemas.openxmlformats.org/drawingml/2006/picture">
+                  <wp:extent cx="1097280" cy="617220"/>
+                  <wp:docPr id="11" name="Picture 11"/>
+                  <wp:cNvGraphicFramePr>
+                    <a:graphicFrameLocks noChangeAspect="1"/>
+                  </wp:cNvGraphicFramePr>
+                  <a:graphic>
+                    <a:graphicData uri="http://schemas.openxmlformats.org/drawingml/2006/picture">
+                      <pic:pic>
+                        <pic:nvPicPr>
+                          <pic:cNvPr id="0" name="frame_0107.jpg"/>
+                          <pic:cNvPicPr/>
+                        </pic:nvPicPr>
+                        <pic:blipFill>
+                          <a:blip r:embed="rId10"/>
+                          <a:stretch>
+                            <a:fillRect/>
+                          </a:stretch>
+                        </pic:blipFill>
+                        <pic:spPr>
+                          <a:xfrm>
+                            <a:off x="0" y="0"/>
+                            <a:ext cx="1097280" cy="617220"/>
+                          </a:xfrm>
+                          <a:prstGeom prst="rect"/>
+                        </pic:spPr>
+                      </pic:pic>
+                    </a:graphicData>
+                  </a:graphic>
+                </wp:inline>
+              </w:drawing>
             </w:r>
           </w:p>
         </w:tc>
@@ -324,7 +665,38 @@
           </w:tcPr>
           <w:p>
             <w:r>
-              <w:t>frame_0214.jpg</w:t>
+              <w:drawing>
+                <wp:inline xmlns:a="http://schemas.openxmlformats.org/drawingml/2006/main" xmlns:pic="http://schemas.openxmlformats.org/drawingml/2006/picture">
+                  <wp:extent cx="1097280" cy="617220"/>
+                  <wp:docPr id="12" name="Picture 12"/>
+                  <wp:cNvGraphicFramePr>
+                    <a:graphicFrameLocks noChangeAspect="1"/>
+                  </wp:cNvGraphicFramePr>
+                  <a:graphic>
+                    <a:graphicData uri="http://schemas.openxmlformats.org/drawingml/2006/picture">
+                      <pic:pic>
+                        <pic:nvPicPr>
+                          <pic:cNvPr id="0" name="frame_0214.jpg"/>
+                          <pic:cNvPicPr/>
+                        </pic:nvPicPr>
+                        <pic:blipFill>
+                          <a:blip r:embed="rId11"/>
+                          <a:stretch>
+                            <a:fillRect/>
+                          </a:stretch>
+                        </pic:blipFill>
+                        <pic:spPr>
+                          <a:xfrm>
+                            <a:off x="0" y="0"/>
+                            <a:ext cx="1097280" cy="617220"/>
+                          </a:xfrm>
+                          <a:prstGeom prst="rect"/>
+                        </pic:spPr>
+                      </pic:pic>
+                    </a:graphicData>
+                  </a:graphic>
+                </wp:inline>
+              </w:drawing>
             </w:r>
           </w:p>
         </w:tc>
@@ -369,7 +741,38 @@
           </w:tcPr>
           <w:p>
             <w:r>
-              <w:t>frame_0000.jpg</w:t>
+              <w:drawing>
+                <wp:inline xmlns:a="http://schemas.openxmlformats.org/drawingml/2006/main" xmlns:pic="http://schemas.openxmlformats.org/drawingml/2006/picture">
+                  <wp:extent cx="1097280" cy="617220"/>
+                  <wp:docPr id="13" name="Picture 13"/>
+                  <wp:cNvGraphicFramePr>
+                    <a:graphicFrameLocks noChangeAspect="1"/>
+                  </wp:cNvGraphicFramePr>
+                  <a:graphic>
+                    <a:graphicData uri="http://schemas.openxmlformats.org/drawingml/2006/picture">
+                      <pic:pic>
+                        <pic:nvPicPr>
+                          <pic:cNvPr id="0" name="frame_0000.jpg"/>
+                          <pic:cNvPicPr/>
+                        </pic:nvPicPr>
+                        <pic:blipFill>
+                          <a:blip r:embed="rId9"/>
+                          <a:stretch>
+                            <a:fillRect/>
+                          </a:stretch>
+                        </pic:blipFill>
+                        <pic:spPr>
+                          <a:xfrm>
+                            <a:off x="0" y="0"/>
+                            <a:ext cx="1097280" cy="617220"/>
+                          </a:xfrm>
+                          <a:prstGeom prst="rect"/>
+                        </pic:spPr>
+                      </pic:pic>
+                    </a:graphicData>
+                  </a:graphic>
+                </wp:inline>
+              </w:drawing>
             </w:r>
           </w:p>
         </w:tc>
@@ -379,7 +782,38 @@
           </w:tcPr>
           <w:p>
             <w:r>
-              <w:t>frame_0107.jpg</w:t>
+              <w:drawing>
+                <wp:inline xmlns:a="http://schemas.openxmlformats.org/drawingml/2006/main" xmlns:pic="http://schemas.openxmlformats.org/drawingml/2006/picture">
+                  <wp:extent cx="1097280" cy="617220"/>
+                  <wp:docPr id="14" name="Picture 14"/>
+                  <wp:cNvGraphicFramePr>
+                    <a:graphicFrameLocks noChangeAspect="1"/>
+                  </wp:cNvGraphicFramePr>
+                  <a:graphic>
+                    <a:graphicData uri="http://schemas.openxmlformats.org/drawingml/2006/picture">
+                      <pic:pic>
+                        <pic:nvPicPr>
+                          <pic:cNvPr id="0" name="frame_0107.jpg"/>
+                          <pic:cNvPicPr/>
+                        </pic:nvPicPr>
+                        <pic:blipFill>
+                          <a:blip r:embed="rId10"/>
+                          <a:stretch>
+                            <a:fillRect/>
+                          </a:stretch>
+                        </pic:blipFill>
+                        <pic:spPr>
+                          <a:xfrm>
+                            <a:off x="0" y="0"/>
+                            <a:ext cx="1097280" cy="617220"/>
+                          </a:xfrm>
+                          <a:prstGeom prst="rect"/>
+                        </pic:spPr>
+                      </pic:pic>
+                    </a:graphicData>
+                  </a:graphic>
+                </wp:inline>
+              </w:drawing>
             </w:r>
           </w:p>
         </w:tc>
@@ -389,7 +823,38 @@
           </w:tcPr>
           <w:p>
             <w:r>
-              <w:t>frame_0214.jpg</w:t>
+              <w:drawing>
+                <wp:inline xmlns:a="http://schemas.openxmlformats.org/drawingml/2006/main" xmlns:pic="http://schemas.openxmlformats.org/drawingml/2006/picture">
+                  <wp:extent cx="1097280" cy="617220"/>
+                  <wp:docPr id="15" name="Picture 15"/>
+                  <wp:cNvGraphicFramePr>
+                    <a:graphicFrameLocks noChangeAspect="1"/>
+                  </wp:cNvGraphicFramePr>
+                  <a:graphic>
+                    <a:graphicData uri="http://schemas.openxmlformats.org/drawingml/2006/picture">
+                      <pic:pic>
+                        <pic:nvPicPr>
+                          <pic:cNvPr id="0" name="frame_0214.jpg"/>
+                          <pic:cNvPicPr/>
+                        </pic:nvPicPr>
+                        <pic:blipFill>
+                          <a:blip r:embed="rId11"/>
+                          <a:stretch>
+                            <a:fillRect/>
+                          </a:stretch>
+                        </pic:blipFill>
+                        <pic:spPr>
+                          <a:xfrm>
+                            <a:off x="0" y="0"/>
+                            <a:ext cx="1097280" cy="617220"/>
+                          </a:xfrm>
+                          <a:prstGeom prst="rect"/>
+                        </pic:spPr>
+                      </pic:pic>
+                    </a:graphicData>
+                  </a:graphic>
+                </wp:inline>
+              </w:drawing>
             </w:r>
           </w:p>
         </w:tc>
@@ -428,7 +893,38 @@
           </w:tcPr>
           <w:p>
             <w:r>
-              <w:t>frame_0000.jpg</w:t>
+              <w:drawing>
+                <wp:inline xmlns:a="http://schemas.openxmlformats.org/drawingml/2006/main" xmlns:pic="http://schemas.openxmlformats.org/drawingml/2006/picture">
+                  <wp:extent cx="1097280" cy="617220"/>
+                  <wp:docPr id="16" name="Picture 16"/>
+                  <wp:cNvGraphicFramePr>
+                    <a:graphicFrameLocks noChangeAspect="1"/>
+                  </wp:cNvGraphicFramePr>
+                  <a:graphic>
+                    <a:graphicData uri="http://schemas.openxmlformats.org/drawingml/2006/picture">
+                      <pic:pic>
+                        <pic:nvPicPr>
+                          <pic:cNvPr id="0" name="frame_0000.jpg"/>
+                          <pic:cNvPicPr/>
+                        </pic:nvPicPr>
+                        <pic:blipFill>
+                          <a:blip r:embed="rId9"/>
+                          <a:stretch>
+                            <a:fillRect/>
+                          </a:stretch>
+                        </pic:blipFill>
+                        <pic:spPr>
+                          <a:xfrm>
+                            <a:off x="0" y="0"/>
+                            <a:ext cx="1097280" cy="617220"/>
+                          </a:xfrm>
+                          <a:prstGeom prst="rect"/>
+                        </pic:spPr>
+                      </pic:pic>
+                    </a:graphicData>
+                  </a:graphic>
+                </wp:inline>
+              </w:drawing>
             </w:r>
           </w:p>
         </w:tc>
@@ -438,7 +934,38 @@
           </w:tcPr>
           <w:p>
             <w:r>
-              <w:t>frame_0107.jpg</w:t>
+              <w:drawing>
+                <wp:inline xmlns:a="http://schemas.openxmlformats.org/drawingml/2006/main" xmlns:pic="http://schemas.openxmlformats.org/drawingml/2006/picture">
+                  <wp:extent cx="1097280" cy="617220"/>
+                  <wp:docPr id="17" name="Picture 17"/>
+                  <wp:cNvGraphicFramePr>
+                    <a:graphicFrameLocks noChangeAspect="1"/>
+                  </wp:cNvGraphicFramePr>
+                  <a:graphic>
+                    <a:graphicData uri="http://schemas.openxmlformats.org/drawingml/2006/picture">
+                      <pic:pic>
+                        <pic:nvPicPr>
+                          <pic:cNvPr id="0" name="frame_0107.jpg"/>
+                          <pic:cNvPicPr/>
+                        </pic:nvPicPr>
+                        <pic:blipFill>
+                          <a:blip r:embed="rId10"/>
+                          <a:stretch>
+                            <a:fillRect/>
+                          </a:stretch>
+                        </pic:blipFill>
+                        <pic:spPr>
+                          <a:xfrm>
+                            <a:off x="0" y="0"/>
+                            <a:ext cx="1097280" cy="617220"/>
+                          </a:xfrm>
+                          <a:prstGeom prst="rect"/>
+                        </pic:spPr>
+                      </pic:pic>
+                    </a:graphicData>
+                  </a:graphic>
+                </wp:inline>
+              </w:drawing>
             </w:r>
           </w:p>
         </w:tc>
@@ -448,7 +975,38 @@
           </w:tcPr>
           <w:p>
             <w:r>
-              <w:t>frame_0214.jpg</w:t>
+              <w:drawing>
+                <wp:inline xmlns:a="http://schemas.openxmlformats.org/drawingml/2006/main" xmlns:pic="http://schemas.openxmlformats.org/drawingml/2006/picture">
+                  <wp:extent cx="1097280" cy="617220"/>
+                  <wp:docPr id="18" name="Picture 18"/>
+                  <wp:cNvGraphicFramePr>
+                    <a:graphicFrameLocks noChangeAspect="1"/>
+                  </wp:cNvGraphicFramePr>
+                  <a:graphic>
+                    <a:graphicData uri="http://schemas.openxmlformats.org/drawingml/2006/picture">
+                      <pic:pic>
+                        <pic:nvPicPr>
+                          <pic:cNvPr id="0" name="frame_0214.jpg"/>
+                          <pic:cNvPicPr/>
+                        </pic:nvPicPr>
+                        <pic:blipFill>
+                          <a:blip r:embed="rId11"/>
+                          <a:stretch>
+                            <a:fillRect/>
+                          </a:stretch>
+                        </pic:blipFill>
+                        <pic:spPr>
+                          <a:xfrm>
+                            <a:off x="0" y="0"/>
+                            <a:ext cx="1097280" cy="617220"/>
+                          </a:xfrm>
+                          <a:prstGeom prst="rect"/>
+                        </pic:spPr>
+                      </pic:pic>
+                    </a:graphicData>
+                  </a:graphic>
+                </wp:inline>
+              </w:drawing>
             </w:r>
           </w:p>
         </w:tc>
@@ -487,7 +1045,38 @@
           </w:tcPr>
           <w:p>
             <w:r>
-              <w:t>frame_0000.jpg</w:t>
+              <w:drawing>
+                <wp:inline xmlns:a="http://schemas.openxmlformats.org/drawingml/2006/main" xmlns:pic="http://schemas.openxmlformats.org/drawingml/2006/picture">
+                  <wp:extent cx="1097280" cy="617220"/>
+                  <wp:docPr id="19" name="Picture 19"/>
+                  <wp:cNvGraphicFramePr>
+                    <a:graphicFrameLocks noChangeAspect="1"/>
+                  </wp:cNvGraphicFramePr>
+                  <a:graphic>
+                    <a:graphicData uri="http://schemas.openxmlformats.org/drawingml/2006/picture">
+                      <pic:pic>
+                        <pic:nvPicPr>
+                          <pic:cNvPr id="0" name="frame_0000.jpg"/>
+                          <pic:cNvPicPr/>
+                        </pic:nvPicPr>
+                        <pic:blipFill>
+                          <a:blip r:embed="rId9"/>
+                          <a:stretch>
+                            <a:fillRect/>
+                          </a:stretch>
+                        </pic:blipFill>
+                        <pic:spPr>
+                          <a:xfrm>
+                            <a:off x="0" y="0"/>
+                            <a:ext cx="1097280" cy="617220"/>
+                          </a:xfrm>
+                          <a:prstGeom prst="rect"/>
+                        </pic:spPr>
+                      </pic:pic>
+                    </a:graphicData>
+                  </a:graphic>
+                </wp:inline>
+              </w:drawing>
             </w:r>
           </w:p>
         </w:tc>
@@ -497,7 +1086,38 @@
           </w:tcPr>
           <w:p>
             <w:r>
-              <w:t>frame_0107.jpg</w:t>
+              <w:drawing>
+                <wp:inline xmlns:a="http://schemas.openxmlformats.org/drawingml/2006/main" xmlns:pic="http://schemas.openxmlformats.org/drawingml/2006/picture">
+                  <wp:extent cx="1097280" cy="617220"/>
+                  <wp:docPr id="20" name="Picture 20"/>
+                  <wp:cNvGraphicFramePr>
+                    <a:graphicFrameLocks noChangeAspect="1"/>
+                  </wp:cNvGraphicFramePr>
+                  <a:graphic>
+                    <a:graphicData uri="http://schemas.openxmlformats.org/drawingml/2006/picture">
+                      <pic:pic>
+                        <pic:nvPicPr>
+                          <pic:cNvPr id="0" name="frame_0107.jpg"/>
+                          <pic:cNvPicPr/>
+                        </pic:nvPicPr>
+                        <pic:blipFill>
+                          <a:blip r:embed="rId10"/>
+                          <a:stretch>
+                            <a:fillRect/>
+                          </a:stretch>
+                        </pic:blipFill>
+                        <pic:spPr>
+                          <a:xfrm>
+                            <a:off x="0" y="0"/>
+                            <a:ext cx="1097280" cy="617220"/>
+                          </a:xfrm>
+                          <a:prstGeom prst="rect"/>
+                        </pic:spPr>
+                      </pic:pic>
+                    </a:graphicData>
+                  </a:graphic>
+                </wp:inline>
+              </w:drawing>
             </w:r>
           </w:p>
         </w:tc>
@@ -507,7 +1127,38 @@
           </w:tcPr>
           <w:p>
             <w:r>
-              <w:t>frame_0214.jpg</w:t>
+              <w:drawing>
+                <wp:inline xmlns:a="http://schemas.openxmlformats.org/drawingml/2006/main" xmlns:pic="http://schemas.openxmlformats.org/drawingml/2006/picture">
+                  <wp:extent cx="1097280" cy="617220"/>
+                  <wp:docPr id="21" name="Picture 21"/>
+                  <wp:cNvGraphicFramePr>
+                    <a:graphicFrameLocks noChangeAspect="1"/>
+                  </wp:cNvGraphicFramePr>
+                  <a:graphic>
+                    <a:graphicData uri="http://schemas.openxmlformats.org/drawingml/2006/picture">
+                      <pic:pic>
+                        <pic:nvPicPr>
+                          <pic:cNvPr id="0" name="frame_0214.jpg"/>
+                          <pic:cNvPicPr/>
+                        </pic:nvPicPr>
+                        <pic:blipFill>
+                          <a:blip r:embed="rId11"/>
+                          <a:stretch>
+                            <a:fillRect/>
+                          </a:stretch>
+                        </pic:blipFill>
+                        <pic:spPr>
+                          <a:xfrm>
+                            <a:off x="0" y="0"/>
+                            <a:ext cx="1097280" cy="617220"/>
+                          </a:xfrm>
+                          <a:prstGeom prst="rect"/>
+                        </pic:spPr>
+                      </pic:pic>
+                    </a:graphicData>
+                  </a:graphic>
+                </wp:inline>
+              </w:drawing>
             </w:r>
           </w:p>
         </w:tc>
@@ -546,7 +1197,38 @@
           </w:tcPr>
           <w:p>
             <w:r>
-              <w:t>frame_0000.jpg</w:t>
+              <w:drawing>
+                <wp:inline xmlns:a="http://schemas.openxmlformats.org/drawingml/2006/main" xmlns:pic="http://schemas.openxmlformats.org/drawingml/2006/picture">
+                  <wp:extent cx="1097280" cy="617220"/>
+                  <wp:docPr id="22" name="Picture 22"/>
+                  <wp:cNvGraphicFramePr>
+                    <a:graphicFrameLocks noChangeAspect="1"/>
+                  </wp:cNvGraphicFramePr>
+                  <a:graphic>
+                    <a:graphicData uri="http://schemas.openxmlformats.org/drawingml/2006/picture">
+                      <pic:pic>
+                        <pic:nvPicPr>
+                          <pic:cNvPr id="0" name="frame_0000.jpg"/>
+                          <pic:cNvPicPr/>
+                        </pic:nvPicPr>
+                        <pic:blipFill>
+                          <a:blip r:embed="rId9"/>
+                          <a:stretch>
+                            <a:fillRect/>
+                          </a:stretch>
+                        </pic:blipFill>
+                        <pic:spPr>
+                          <a:xfrm>
+                            <a:off x="0" y="0"/>
+                            <a:ext cx="1097280" cy="617220"/>
+                          </a:xfrm>
+                          <a:prstGeom prst="rect"/>
+                        </pic:spPr>
+                      </pic:pic>
+                    </a:graphicData>
+                  </a:graphic>
+                </wp:inline>
+              </w:drawing>
             </w:r>
           </w:p>
         </w:tc>
@@ -556,7 +1238,38 @@
           </w:tcPr>
           <w:p>
             <w:r>
-              <w:t>frame_0107.jpg</w:t>
+              <w:drawing>
+                <wp:inline xmlns:a="http://schemas.openxmlformats.org/drawingml/2006/main" xmlns:pic="http://schemas.openxmlformats.org/drawingml/2006/picture">
+                  <wp:extent cx="1097280" cy="617220"/>
+                  <wp:docPr id="23" name="Picture 23"/>
+                  <wp:cNvGraphicFramePr>
+                    <a:graphicFrameLocks noChangeAspect="1"/>
+                  </wp:cNvGraphicFramePr>
+                  <a:graphic>
+                    <a:graphicData uri="http://schemas.openxmlformats.org/drawingml/2006/picture">
+                      <pic:pic>
+                        <pic:nvPicPr>
+                          <pic:cNvPr id="0" name="frame_0107.jpg"/>
+                          <pic:cNvPicPr/>
+                        </pic:nvPicPr>
+                        <pic:blipFill>
+                          <a:blip r:embed="rId10"/>
+                          <a:stretch>
+                            <a:fillRect/>
+                          </a:stretch>
+                        </pic:blipFill>
+                        <pic:spPr>
+                          <a:xfrm>
+                            <a:off x="0" y="0"/>
+                            <a:ext cx="1097280" cy="617220"/>
+                          </a:xfrm>
+                          <a:prstGeom prst="rect"/>
+                        </pic:spPr>
+                      </pic:pic>
+                    </a:graphicData>
+                  </a:graphic>
+                </wp:inline>
+              </w:drawing>
             </w:r>
           </w:p>
         </w:tc>
@@ -566,7 +1279,38 @@
           </w:tcPr>
           <w:p>
             <w:r>
-              <w:t>frame_0214.jpg</w:t>
+              <w:drawing>
+                <wp:inline xmlns:a="http://schemas.openxmlformats.org/drawingml/2006/main" xmlns:pic="http://schemas.openxmlformats.org/drawingml/2006/picture">
+                  <wp:extent cx="1097280" cy="617220"/>
+                  <wp:docPr id="24" name="Picture 24"/>
+                  <wp:cNvGraphicFramePr>
+                    <a:graphicFrameLocks noChangeAspect="1"/>
+                  </wp:cNvGraphicFramePr>
+                  <a:graphic>
+                    <a:graphicData uri="http://schemas.openxmlformats.org/drawingml/2006/picture">
+                      <pic:pic>
+                        <pic:nvPicPr>
+                          <pic:cNvPr id="0" name="frame_0214.jpg"/>
+                          <pic:cNvPicPr/>
+                        </pic:nvPicPr>
+                        <pic:blipFill>
+                          <a:blip r:embed="rId11"/>
+                          <a:stretch>
+                            <a:fillRect/>
+                          </a:stretch>
+                        </pic:blipFill>
+                        <pic:spPr>
+                          <a:xfrm>
+                            <a:off x="0" y="0"/>
+                            <a:ext cx="1097280" cy="617220"/>
+                          </a:xfrm>
+                          <a:prstGeom prst="rect"/>
+                        </pic:spPr>
+                      </pic:pic>
+                    </a:graphicData>
+                  </a:graphic>
+                </wp:inline>
+              </w:drawing>
             </w:r>
           </w:p>
         </w:tc>
@@ -605,7 +1349,38 @@
           </w:tcPr>
           <w:p>
             <w:r>
-              <w:t>frame_0000.jpg</w:t>
+              <w:drawing>
+                <wp:inline xmlns:a="http://schemas.openxmlformats.org/drawingml/2006/main" xmlns:pic="http://schemas.openxmlformats.org/drawingml/2006/picture">
+                  <wp:extent cx="1097280" cy="617220"/>
+                  <wp:docPr id="25" name="Picture 25"/>
+                  <wp:cNvGraphicFramePr>
+                    <a:graphicFrameLocks noChangeAspect="1"/>
+                  </wp:cNvGraphicFramePr>
+                  <a:graphic>
+                    <a:graphicData uri="http://schemas.openxmlformats.org/drawingml/2006/picture">
+                      <pic:pic>
+                        <pic:nvPicPr>
+                          <pic:cNvPr id="0" name="frame_0000.jpg"/>
+                          <pic:cNvPicPr/>
+                        </pic:nvPicPr>
+                        <pic:blipFill>
+                          <a:blip r:embed="rId9"/>
+                          <a:stretch>
+                            <a:fillRect/>
+                          </a:stretch>
+                        </pic:blipFill>
+                        <pic:spPr>
+                          <a:xfrm>
+                            <a:off x="0" y="0"/>
+                            <a:ext cx="1097280" cy="617220"/>
+                          </a:xfrm>
+                          <a:prstGeom prst="rect"/>
+                        </pic:spPr>
+                      </pic:pic>
+                    </a:graphicData>
+                  </a:graphic>
+                </wp:inline>
+              </w:drawing>
             </w:r>
           </w:p>
         </w:tc>
@@ -615,7 +1390,38 @@
           </w:tcPr>
           <w:p>
             <w:r>
-              <w:t>frame_0107.jpg</w:t>
+              <w:drawing>
+                <wp:inline xmlns:a="http://schemas.openxmlformats.org/drawingml/2006/main" xmlns:pic="http://schemas.openxmlformats.org/drawingml/2006/picture">
+                  <wp:extent cx="1097280" cy="617220"/>
+                  <wp:docPr id="26" name="Picture 26"/>
+                  <wp:cNvGraphicFramePr>
+                    <a:graphicFrameLocks noChangeAspect="1"/>
+                  </wp:cNvGraphicFramePr>
+                  <a:graphic>
+                    <a:graphicData uri="http://schemas.openxmlformats.org/drawingml/2006/picture">
+                      <pic:pic>
+                        <pic:nvPicPr>
+                          <pic:cNvPr id="0" name="frame_0107.jpg"/>
+                          <pic:cNvPicPr/>
+                        </pic:nvPicPr>
+                        <pic:blipFill>
+                          <a:blip r:embed="rId10"/>
+                          <a:stretch>
+                            <a:fillRect/>
+                          </a:stretch>
+                        </pic:blipFill>
+                        <pic:spPr>
+                          <a:xfrm>
+                            <a:off x="0" y="0"/>
+                            <a:ext cx="1097280" cy="617220"/>
+                          </a:xfrm>
+                          <a:prstGeom prst="rect"/>
+                        </pic:spPr>
+                      </pic:pic>
+                    </a:graphicData>
+                  </a:graphic>
+                </wp:inline>
+              </w:drawing>
             </w:r>
           </w:p>
         </w:tc>
@@ -625,7 +1431,38 @@
           </w:tcPr>
           <w:p>
             <w:r>
-              <w:t>frame_0214.jpg</w:t>
+              <w:drawing>
+                <wp:inline xmlns:a="http://schemas.openxmlformats.org/drawingml/2006/main" xmlns:pic="http://schemas.openxmlformats.org/drawingml/2006/picture">
+                  <wp:extent cx="1097280" cy="617220"/>
+                  <wp:docPr id="27" name="Picture 27"/>
+                  <wp:cNvGraphicFramePr>
+                    <a:graphicFrameLocks noChangeAspect="1"/>
+                  </wp:cNvGraphicFramePr>
+                  <a:graphic>
+                    <a:graphicData uri="http://schemas.openxmlformats.org/drawingml/2006/picture">
+                      <pic:pic>
+                        <pic:nvPicPr>
+                          <pic:cNvPr id="0" name="frame_0214.jpg"/>
+                          <pic:cNvPicPr/>
+                        </pic:nvPicPr>
+                        <pic:blipFill>
+                          <a:blip r:embed="rId11"/>
+                          <a:stretch>
+                            <a:fillRect/>
+                          </a:stretch>
+                        </pic:blipFill>
+                        <pic:spPr>
+                          <a:xfrm>
+                            <a:off x="0" y="0"/>
+                            <a:ext cx="1097280" cy="617220"/>
+                          </a:xfrm>
+                          <a:prstGeom prst="rect"/>
+                        </pic:spPr>
+                      </pic:pic>
+                    </a:graphicData>
+                  </a:graphic>
+                </wp:inline>
+              </w:drawing>
             </w:r>
           </w:p>
         </w:tc>
@@ -664,7 +1501,38 @@
           </w:tcPr>
           <w:p>
             <w:r>
-              <w:t>frame_0000.jpg</w:t>
+              <w:drawing>
+                <wp:inline xmlns:a="http://schemas.openxmlformats.org/drawingml/2006/main" xmlns:pic="http://schemas.openxmlformats.org/drawingml/2006/picture">
+                  <wp:extent cx="1097280" cy="617220"/>
+                  <wp:docPr id="28" name="Picture 28"/>
+                  <wp:cNvGraphicFramePr>
+                    <a:graphicFrameLocks noChangeAspect="1"/>
+                  </wp:cNvGraphicFramePr>
+                  <a:graphic>
+                    <a:graphicData uri="http://schemas.openxmlformats.org/drawingml/2006/picture">
+                      <pic:pic>
+                        <pic:nvPicPr>
+                          <pic:cNvPr id="0" name="frame_0000.jpg"/>
+                          <pic:cNvPicPr/>
+                        </pic:nvPicPr>
+                        <pic:blipFill>
+                          <a:blip r:embed="rId9"/>
+                          <a:stretch>
+                            <a:fillRect/>
+                          </a:stretch>
+                        </pic:blipFill>
+                        <pic:spPr>
+                          <a:xfrm>
+                            <a:off x="0" y="0"/>
+                            <a:ext cx="1097280" cy="617220"/>
+                          </a:xfrm>
+                          <a:prstGeom prst="rect"/>
+                        </pic:spPr>
+                      </pic:pic>
+                    </a:graphicData>
+                  </a:graphic>
+                </wp:inline>
+              </w:drawing>
             </w:r>
           </w:p>
         </w:tc>
@@ -674,7 +1542,38 @@
           </w:tcPr>
           <w:p>
             <w:r>
-              <w:t>frame_0107.jpg</w:t>
+              <w:drawing>
+                <wp:inline xmlns:a="http://schemas.openxmlformats.org/drawingml/2006/main" xmlns:pic="http://schemas.openxmlformats.org/drawingml/2006/picture">
+                  <wp:extent cx="1097280" cy="617220"/>
+                  <wp:docPr id="29" name="Picture 29"/>
+                  <wp:cNvGraphicFramePr>
+                    <a:graphicFrameLocks noChangeAspect="1"/>
+                  </wp:cNvGraphicFramePr>
+                  <a:graphic>
+                    <a:graphicData uri="http://schemas.openxmlformats.org/drawingml/2006/picture">
+                      <pic:pic>
+                        <pic:nvPicPr>
+                          <pic:cNvPr id="0" name="frame_0107.jpg"/>
+                          <pic:cNvPicPr/>
+                        </pic:nvPicPr>
+                        <pic:blipFill>
+                          <a:blip r:embed="rId10"/>
+                          <a:stretch>
+                            <a:fillRect/>
+                          </a:stretch>
+                        </pic:blipFill>
+                        <pic:spPr>
+                          <a:xfrm>
+                            <a:off x="0" y="0"/>
+                            <a:ext cx="1097280" cy="617220"/>
+                          </a:xfrm>
+                          <a:prstGeom prst="rect"/>
+                        </pic:spPr>
+                      </pic:pic>
+                    </a:graphicData>
+                  </a:graphic>
+                </wp:inline>
+              </w:drawing>
             </w:r>
           </w:p>
         </w:tc>
@@ -684,7 +1583,38 @@
           </w:tcPr>
           <w:p>
             <w:r>
-              <w:t>frame_0214.jpg</w:t>
+              <w:drawing>
+                <wp:inline xmlns:a="http://schemas.openxmlformats.org/drawingml/2006/main" xmlns:pic="http://schemas.openxmlformats.org/drawingml/2006/picture">
+                  <wp:extent cx="1097280" cy="617220"/>
+                  <wp:docPr id="30" name="Picture 30"/>
+                  <wp:cNvGraphicFramePr>
+                    <a:graphicFrameLocks noChangeAspect="1"/>
+                  </wp:cNvGraphicFramePr>
+                  <a:graphic>
+                    <a:graphicData uri="http://schemas.openxmlformats.org/drawingml/2006/picture">
+                      <pic:pic>
+                        <pic:nvPicPr>
+                          <pic:cNvPr id="0" name="frame_0214.jpg"/>
+                          <pic:cNvPicPr/>
+                        </pic:nvPicPr>
+                        <pic:blipFill>
+                          <a:blip r:embed="rId11"/>
+                          <a:stretch>
+                            <a:fillRect/>
+                          </a:stretch>
+                        </pic:blipFill>
+                        <pic:spPr>
+                          <a:xfrm>
+                            <a:off x="0" y="0"/>
+                            <a:ext cx="1097280" cy="617220"/>
+                          </a:xfrm>
+                          <a:prstGeom prst="rect"/>
+                        </pic:spPr>
+                      </pic:pic>
+                    </a:graphicData>
+                  </a:graphic>
+                </wp:inline>
+              </w:drawing>
             </w:r>
           </w:p>
         </w:tc>
@@ -728,7 +1658,38 @@
           </w:tcPr>
           <w:p>
             <w:r>
-              <w:t>frame_0000.jpg</w:t>
+              <w:drawing>
+                <wp:inline xmlns:a="http://schemas.openxmlformats.org/drawingml/2006/main" xmlns:pic="http://schemas.openxmlformats.org/drawingml/2006/picture">
+                  <wp:extent cx="1097280" cy="617220"/>
+                  <wp:docPr id="31" name="Picture 31"/>
+                  <wp:cNvGraphicFramePr>
+                    <a:graphicFrameLocks noChangeAspect="1"/>
+                  </wp:cNvGraphicFramePr>
+                  <a:graphic>
+                    <a:graphicData uri="http://schemas.openxmlformats.org/drawingml/2006/picture">
+                      <pic:pic>
+                        <pic:nvPicPr>
+                          <pic:cNvPr id="0" name="frame_0000.jpg"/>
+                          <pic:cNvPicPr/>
+                        </pic:nvPicPr>
+                        <pic:blipFill>
+                          <a:blip r:embed="rId9"/>
+                          <a:stretch>
+                            <a:fillRect/>
+                          </a:stretch>
+                        </pic:blipFill>
+                        <pic:spPr>
+                          <a:xfrm>
+                            <a:off x="0" y="0"/>
+                            <a:ext cx="1097280" cy="617220"/>
+                          </a:xfrm>
+                          <a:prstGeom prst="rect"/>
+                        </pic:spPr>
+                      </pic:pic>
+                    </a:graphicData>
+                  </a:graphic>
+                </wp:inline>
+              </w:drawing>
             </w:r>
           </w:p>
         </w:tc>
@@ -738,7 +1699,38 @@
           </w:tcPr>
           <w:p>
             <w:r>
-              <w:t>frame_0107.jpg</w:t>
+              <w:drawing>
+                <wp:inline xmlns:a="http://schemas.openxmlformats.org/drawingml/2006/main" xmlns:pic="http://schemas.openxmlformats.org/drawingml/2006/picture">
+                  <wp:extent cx="1097280" cy="617220"/>
+                  <wp:docPr id="32" name="Picture 32"/>
+                  <wp:cNvGraphicFramePr>
+                    <a:graphicFrameLocks noChangeAspect="1"/>
+                  </wp:cNvGraphicFramePr>
+                  <a:graphic>
+                    <a:graphicData uri="http://schemas.openxmlformats.org/drawingml/2006/picture">
+                      <pic:pic>
+                        <pic:nvPicPr>
+                          <pic:cNvPr id="0" name="frame_0107.jpg"/>
+                          <pic:cNvPicPr/>
+                        </pic:nvPicPr>
+                        <pic:blipFill>
+                          <a:blip r:embed="rId10"/>
+                          <a:stretch>
+                            <a:fillRect/>
+                          </a:stretch>
+                        </pic:blipFill>
+                        <pic:spPr>
+                          <a:xfrm>
+                            <a:off x="0" y="0"/>
+                            <a:ext cx="1097280" cy="617220"/>
+                          </a:xfrm>
+                          <a:prstGeom prst="rect"/>
+                        </pic:spPr>
+                      </pic:pic>
+                    </a:graphicData>
+                  </a:graphic>
+                </wp:inline>
+              </w:drawing>
             </w:r>
           </w:p>
         </w:tc>
@@ -748,7 +1740,38 @@
           </w:tcPr>
           <w:p>
             <w:r>
-              <w:t>frame_0214.jpg</w:t>
+              <w:drawing>
+                <wp:inline xmlns:a="http://schemas.openxmlformats.org/drawingml/2006/main" xmlns:pic="http://schemas.openxmlformats.org/drawingml/2006/picture">
+                  <wp:extent cx="1097280" cy="617220"/>
+                  <wp:docPr id="33" name="Picture 33"/>
+                  <wp:cNvGraphicFramePr>
+                    <a:graphicFrameLocks noChangeAspect="1"/>
+                  </wp:cNvGraphicFramePr>
+                  <a:graphic>
+                    <a:graphicData uri="http://schemas.openxmlformats.org/drawingml/2006/picture">
+                      <pic:pic>
+                        <pic:nvPicPr>
+                          <pic:cNvPr id="0" name="frame_0214.jpg"/>
+                          <pic:cNvPicPr/>
+                        </pic:nvPicPr>
+                        <pic:blipFill>
+                          <a:blip r:embed="rId11"/>
+                          <a:stretch>
+                            <a:fillRect/>
+                          </a:stretch>
+                        </pic:blipFill>
+                        <pic:spPr>
+                          <a:xfrm>
+                            <a:off x="0" y="0"/>
+                            <a:ext cx="1097280" cy="617220"/>
+                          </a:xfrm>
+                          <a:prstGeom prst="rect"/>
+                        </pic:spPr>
+                      </pic:pic>
+                    </a:graphicData>
+                  </a:graphic>
+                </wp:inline>
+              </w:drawing>
             </w:r>
           </w:p>
         </w:tc>
@@ -787,7 +1810,38 @@
           </w:tcPr>
           <w:p>
             <w:r>
-              <w:t>frame_0000.jpg</w:t>
+              <w:drawing>
+                <wp:inline xmlns:a="http://schemas.openxmlformats.org/drawingml/2006/main" xmlns:pic="http://schemas.openxmlformats.org/drawingml/2006/picture">
+                  <wp:extent cx="1097280" cy="617220"/>
+                  <wp:docPr id="34" name="Picture 34"/>
+                  <wp:cNvGraphicFramePr>
+                    <a:graphicFrameLocks noChangeAspect="1"/>
+                  </wp:cNvGraphicFramePr>
+                  <a:graphic>
+                    <a:graphicData uri="http://schemas.openxmlformats.org/drawingml/2006/picture">
+                      <pic:pic>
+                        <pic:nvPicPr>
+                          <pic:cNvPr id="0" name="frame_0000.jpg"/>
+                          <pic:cNvPicPr/>
+                        </pic:nvPicPr>
+                        <pic:blipFill>
+                          <a:blip r:embed="rId9"/>
+                          <a:stretch>
+                            <a:fillRect/>
+                          </a:stretch>
+                        </pic:blipFill>
+                        <pic:spPr>
+                          <a:xfrm>
+                            <a:off x="0" y="0"/>
+                            <a:ext cx="1097280" cy="617220"/>
+                          </a:xfrm>
+                          <a:prstGeom prst="rect"/>
+                        </pic:spPr>
+                      </pic:pic>
+                    </a:graphicData>
+                  </a:graphic>
+                </wp:inline>
+              </w:drawing>
             </w:r>
           </w:p>
         </w:tc>
@@ -797,7 +1851,38 @@
           </w:tcPr>
           <w:p>
             <w:r>
-              <w:t>frame_0107.jpg</w:t>
+              <w:drawing>
+                <wp:inline xmlns:a="http://schemas.openxmlformats.org/drawingml/2006/main" xmlns:pic="http://schemas.openxmlformats.org/drawingml/2006/picture">
+                  <wp:extent cx="1097280" cy="617220"/>
+                  <wp:docPr id="35" name="Picture 35"/>
+                  <wp:cNvGraphicFramePr>
+                    <a:graphicFrameLocks noChangeAspect="1"/>
+                  </wp:cNvGraphicFramePr>
+                  <a:graphic>
+                    <a:graphicData uri="http://schemas.openxmlformats.org/drawingml/2006/picture">
+                      <pic:pic>
+                        <pic:nvPicPr>
+                          <pic:cNvPr id="0" name="frame_0107.jpg"/>
+                          <pic:cNvPicPr/>
+                        </pic:nvPicPr>
+                        <pic:blipFill>
+                          <a:blip r:embed="rId10"/>
+                          <a:stretch>
+                            <a:fillRect/>
+                          </a:stretch>
+                        </pic:blipFill>
+                        <pic:spPr>
+                          <a:xfrm>
+                            <a:off x="0" y="0"/>
+                            <a:ext cx="1097280" cy="617220"/>
+                          </a:xfrm>
+                          <a:prstGeom prst="rect"/>
+                        </pic:spPr>
+                      </pic:pic>
+                    </a:graphicData>
+                  </a:graphic>
+                </wp:inline>
+              </w:drawing>
             </w:r>
           </w:p>
         </w:tc>
@@ -807,7 +1892,38 @@
           </w:tcPr>
           <w:p>
             <w:r>
-              <w:t>frame_0214.jpg</w:t>
+              <w:drawing>
+                <wp:inline xmlns:a="http://schemas.openxmlformats.org/drawingml/2006/main" xmlns:pic="http://schemas.openxmlformats.org/drawingml/2006/picture">
+                  <wp:extent cx="1097280" cy="617220"/>
+                  <wp:docPr id="36" name="Picture 36"/>
+                  <wp:cNvGraphicFramePr>
+                    <a:graphicFrameLocks noChangeAspect="1"/>
+                  </wp:cNvGraphicFramePr>
+                  <a:graphic>
+                    <a:graphicData uri="http://schemas.openxmlformats.org/drawingml/2006/picture">
+                      <pic:pic>
+                        <pic:nvPicPr>
+                          <pic:cNvPr id="0" name="frame_0214.jpg"/>
+                          <pic:cNvPicPr/>
+                        </pic:nvPicPr>
+                        <pic:blipFill>
+                          <a:blip r:embed="rId11"/>
+                          <a:stretch>
+                            <a:fillRect/>
+                          </a:stretch>
+                        </pic:blipFill>
+                        <pic:spPr>
+                          <a:xfrm>
+                            <a:off x="0" y="0"/>
+                            <a:ext cx="1097280" cy="617220"/>
+                          </a:xfrm>
+                          <a:prstGeom prst="rect"/>
+                        </pic:spPr>
+                      </pic:pic>
+                    </a:graphicData>
+                  </a:graphic>
+                </wp:inline>
+              </w:drawing>
             </w:r>
           </w:p>
         </w:tc>
@@ -846,7 +1962,38 @@
           </w:tcPr>
           <w:p>
             <w:r>
-              <w:t>frame_0000.jpg</w:t>
+              <w:drawing>
+                <wp:inline xmlns:a="http://schemas.openxmlformats.org/drawingml/2006/main" xmlns:pic="http://schemas.openxmlformats.org/drawingml/2006/picture">
+                  <wp:extent cx="1097280" cy="617220"/>
+                  <wp:docPr id="37" name="Picture 37"/>
+                  <wp:cNvGraphicFramePr>
+                    <a:graphicFrameLocks noChangeAspect="1"/>
+                  </wp:cNvGraphicFramePr>
+                  <a:graphic>
+                    <a:graphicData uri="http://schemas.openxmlformats.org/drawingml/2006/picture">
+                      <pic:pic>
+                        <pic:nvPicPr>
+                          <pic:cNvPr id="0" name="frame_0000.jpg"/>
+                          <pic:cNvPicPr/>
+                        </pic:nvPicPr>
+                        <pic:blipFill>
+                          <a:blip r:embed="rId9"/>
+                          <a:stretch>
+                            <a:fillRect/>
+                          </a:stretch>
+                        </pic:blipFill>
+                        <pic:spPr>
+                          <a:xfrm>
+                            <a:off x="0" y="0"/>
+                            <a:ext cx="1097280" cy="617220"/>
+                          </a:xfrm>
+                          <a:prstGeom prst="rect"/>
+                        </pic:spPr>
+                      </pic:pic>
+                    </a:graphicData>
+                  </a:graphic>
+                </wp:inline>
+              </w:drawing>
             </w:r>
           </w:p>
         </w:tc>
@@ -856,7 +2003,38 @@
           </w:tcPr>
           <w:p>
             <w:r>
-              <w:t>frame_0107.jpg</w:t>
+              <w:drawing>
+                <wp:inline xmlns:a="http://schemas.openxmlformats.org/drawingml/2006/main" xmlns:pic="http://schemas.openxmlformats.org/drawingml/2006/picture">
+                  <wp:extent cx="1097280" cy="617220"/>
+                  <wp:docPr id="38" name="Picture 38"/>
+                  <wp:cNvGraphicFramePr>
+                    <a:graphicFrameLocks noChangeAspect="1"/>
+                  </wp:cNvGraphicFramePr>
+                  <a:graphic>
+                    <a:graphicData uri="http://schemas.openxmlformats.org/drawingml/2006/picture">
+                      <pic:pic>
+                        <pic:nvPicPr>
+                          <pic:cNvPr id="0" name="frame_0107.jpg"/>
+                          <pic:cNvPicPr/>
+                        </pic:nvPicPr>
+                        <pic:blipFill>
+                          <a:blip r:embed="rId10"/>
+                          <a:stretch>
+                            <a:fillRect/>
+                          </a:stretch>
+                        </pic:blipFill>
+                        <pic:spPr>
+                          <a:xfrm>
+                            <a:off x="0" y="0"/>
+                            <a:ext cx="1097280" cy="617220"/>
+                          </a:xfrm>
+                          <a:prstGeom prst="rect"/>
+                        </pic:spPr>
+                      </pic:pic>
+                    </a:graphicData>
+                  </a:graphic>
+                </wp:inline>
+              </w:drawing>
             </w:r>
           </w:p>
         </w:tc>
@@ -866,7 +2044,38 @@
           </w:tcPr>
           <w:p>
             <w:r>
-              <w:t>frame_0214.jpg</w:t>
+              <w:drawing>
+                <wp:inline xmlns:a="http://schemas.openxmlformats.org/drawingml/2006/main" xmlns:pic="http://schemas.openxmlformats.org/drawingml/2006/picture">
+                  <wp:extent cx="1097280" cy="617220"/>
+                  <wp:docPr id="39" name="Picture 39"/>
+                  <wp:cNvGraphicFramePr>
+                    <a:graphicFrameLocks noChangeAspect="1"/>
+                  </wp:cNvGraphicFramePr>
+                  <a:graphic>
+                    <a:graphicData uri="http://schemas.openxmlformats.org/drawingml/2006/picture">
+                      <pic:pic>
+                        <pic:nvPicPr>
+                          <pic:cNvPr id="0" name="frame_0214.jpg"/>
+                          <pic:cNvPicPr/>
+                        </pic:nvPicPr>
+                        <pic:blipFill>
+                          <a:blip r:embed="rId11"/>
+                          <a:stretch>
+                            <a:fillRect/>
+                          </a:stretch>
+                        </pic:blipFill>
+                        <pic:spPr>
+                          <a:xfrm>
+                            <a:off x="0" y="0"/>
+                            <a:ext cx="1097280" cy="617220"/>
+                          </a:xfrm>
+                          <a:prstGeom prst="rect"/>
+                        </pic:spPr>
+                      </pic:pic>
+                    </a:graphicData>
+                  </a:graphic>
+                </wp:inline>
+              </w:drawing>
             </w:r>
           </w:p>
         </w:tc>
@@ -905,7 +2114,38 @@
           </w:tcPr>
           <w:p>
             <w:r>
-              <w:t>frame_0000.jpg</w:t>
+              <w:drawing>
+                <wp:inline xmlns:a="http://schemas.openxmlformats.org/drawingml/2006/main" xmlns:pic="http://schemas.openxmlformats.org/drawingml/2006/picture">
+                  <wp:extent cx="1097280" cy="617220"/>
+                  <wp:docPr id="40" name="Picture 40"/>
+                  <wp:cNvGraphicFramePr>
+                    <a:graphicFrameLocks noChangeAspect="1"/>
+                  </wp:cNvGraphicFramePr>
+                  <a:graphic>
+                    <a:graphicData uri="http://schemas.openxmlformats.org/drawingml/2006/picture">
+                      <pic:pic>
+                        <pic:nvPicPr>
+                          <pic:cNvPr id="0" name="frame_0000.jpg"/>
+                          <pic:cNvPicPr/>
+                        </pic:nvPicPr>
+                        <pic:blipFill>
+                          <a:blip r:embed="rId9"/>
+                          <a:stretch>
+                            <a:fillRect/>
+                          </a:stretch>
+                        </pic:blipFill>
+                        <pic:spPr>
+                          <a:xfrm>
+                            <a:off x="0" y="0"/>
+                            <a:ext cx="1097280" cy="617220"/>
+                          </a:xfrm>
+                          <a:prstGeom prst="rect"/>
+                        </pic:spPr>
+                      </pic:pic>
+                    </a:graphicData>
+                  </a:graphic>
+                </wp:inline>
+              </w:drawing>
             </w:r>
           </w:p>
         </w:tc>
@@ -915,7 +2155,38 @@
           </w:tcPr>
           <w:p>
             <w:r>
-              <w:t>frame_0107.jpg</w:t>
+              <w:drawing>
+                <wp:inline xmlns:a="http://schemas.openxmlformats.org/drawingml/2006/main" xmlns:pic="http://schemas.openxmlformats.org/drawingml/2006/picture">
+                  <wp:extent cx="1097280" cy="617220"/>
+                  <wp:docPr id="41" name="Picture 41"/>
+                  <wp:cNvGraphicFramePr>
+                    <a:graphicFrameLocks noChangeAspect="1"/>
+                  </wp:cNvGraphicFramePr>
+                  <a:graphic>
+                    <a:graphicData uri="http://schemas.openxmlformats.org/drawingml/2006/picture">
+                      <pic:pic>
+                        <pic:nvPicPr>
+                          <pic:cNvPr id="0" name="frame_0107.jpg"/>
+                          <pic:cNvPicPr/>
+                        </pic:nvPicPr>
+                        <pic:blipFill>
+                          <a:blip r:embed="rId10"/>
+                          <a:stretch>
+                            <a:fillRect/>
+                          </a:stretch>
+                        </pic:blipFill>
+                        <pic:spPr>
+                          <a:xfrm>
+                            <a:off x="0" y="0"/>
+                            <a:ext cx="1097280" cy="617220"/>
+                          </a:xfrm>
+                          <a:prstGeom prst="rect"/>
+                        </pic:spPr>
+                      </pic:pic>
+                    </a:graphicData>
+                  </a:graphic>
+                </wp:inline>
+              </w:drawing>
             </w:r>
           </w:p>
         </w:tc>
@@ -925,7 +2196,38 @@
           </w:tcPr>
           <w:p>
             <w:r>
-              <w:t>frame_0214.jpg</w:t>
+              <w:drawing>
+                <wp:inline xmlns:a="http://schemas.openxmlformats.org/drawingml/2006/main" xmlns:pic="http://schemas.openxmlformats.org/drawingml/2006/picture">
+                  <wp:extent cx="1097280" cy="617220"/>
+                  <wp:docPr id="42" name="Picture 42"/>
+                  <wp:cNvGraphicFramePr>
+                    <a:graphicFrameLocks noChangeAspect="1"/>
+                  </wp:cNvGraphicFramePr>
+                  <a:graphic>
+                    <a:graphicData uri="http://schemas.openxmlformats.org/drawingml/2006/picture">
+                      <pic:pic>
+                        <pic:nvPicPr>
+                          <pic:cNvPr id="0" name="frame_0214.jpg"/>
+                          <pic:cNvPicPr/>
+                        </pic:nvPicPr>
+                        <pic:blipFill>
+                          <a:blip r:embed="rId11"/>
+                          <a:stretch>
+                            <a:fillRect/>
+                          </a:stretch>
+                        </pic:blipFill>
+                        <pic:spPr>
+                          <a:xfrm>
+                            <a:off x="0" y="0"/>
+                            <a:ext cx="1097280" cy="617220"/>
+                          </a:xfrm>
+                          <a:prstGeom prst="rect"/>
+                        </pic:spPr>
+                      </pic:pic>
+                    </a:graphicData>
+                  </a:graphic>
+                </wp:inline>
+              </w:drawing>
             </w:r>
           </w:p>
         </w:tc>
@@ -964,7 +2266,38 @@
           </w:tcPr>
           <w:p>
             <w:r>
-              <w:t>frame_0000.jpg</w:t>
+              <w:drawing>
+                <wp:inline xmlns:a="http://schemas.openxmlformats.org/drawingml/2006/main" xmlns:pic="http://schemas.openxmlformats.org/drawingml/2006/picture">
+                  <wp:extent cx="1097280" cy="617220"/>
+                  <wp:docPr id="43" name="Picture 43"/>
+                  <wp:cNvGraphicFramePr>
+                    <a:graphicFrameLocks noChangeAspect="1"/>
+                  </wp:cNvGraphicFramePr>
+                  <a:graphic>
+                    <a:graphicData uri="http://schemas.openxmlformats.org/drawingml/2006/picture">
+                      <pic:pic>
+                        <pic:nvPicPr>
+                          <pic:cNvPr id="0" name="frame_0000.jpg"/>
+                          <pic:cNvPicPr/>
+                        </pic:nvPicPr>
+                        <pic:blipFill>
+                          <a:blip r:embed="rId9"/>
+                          <a:stretch>
+                            <a:fillRect/>
+                          </a:stretch>
+                        </pic:blipFill>
+                        <pic:spPr>
+                          <a:xfrm>
+                            <a:off x="0" y="0"/>
+                            <a:ext cx="1097280" cy="617220"/>
+                          </a:xfrm>
+                          <a:prstGeom prst="rect"/>
+                        </pic:spPr>
+                      </pic:pic>
+                    </a:graphicData>
+                  </a:graphic>
+                </wp:inline>
+              </w:drawing>
             </w:r>
           </w:p>
         </w:tc>
@@ -974,7 +2307,38 @@
           </w:tcPr>
           <w:p>
             <w:r>
-              <w:t>frame_0107.jpg</w:t>
+              <w:drawing>
+                <wp:inline xmlns:a="http://schemas.openxmlformats.org/drawingml/2006/main" xmlns:pic="http://schemas.openxmlformats.org/drawingml/2006/picture">
+                  <wp:extent cx="1097280" cy="617220"/>
+                  <wp:docPr id="44" name="Picture 44"/>
+                  <wp:cNvGraphicFramePr>
+                    <a:graphicFrameLocks noChangeAspect="1"/>
+                  </wp:cNvGraphicFramePr>
+                  <a:graphic>
+                    <a:graphicData uri="http://schemas.openxmlformats.org/drawingml/2006/picture">
+                      <pic:pic>
+                        <pic:nvPicPr>
+                          <pic:cNvPr id="0" name="frame_0107.jpg"/>
+                          <pic:cNvPicPr/>
+                        </pic:nvPicPr>
+                        <pic:blipFill>
+                          <a:blip r:embed="rId10"/>
+                          <a:stretch>
+                            <a:fillRect/>
+                          </a:stretch>
+                        </pic:blipFill>
+                        <pic:spPr>
+                          <a:xfrm>
+                            <a:off x="0" y="0"/>
+                            <a:ext cx="1097280" cy="617220"/>
+                          </a:xfrm>
+                          <a:prstGeom prst="rect"/>
+                        </pic:spPr>
+                      </pic:pic>
+                    </a:graphicData>
+                  </a:graphic>
+                </wp:inline>
+              </w:drawing>
             </w:r>
           </w:p>
         </w:tc>
@@ -984,7 +2348,38 @@
           </w:tcPr>
           <w:p>
             <w:r>
-              <w:t>frame_0214.jpg</w:t>
+              <w:drawing>
+                <wp:inline xmlns:a="http://schemas.openxmlformats.org/drawingml/2006/main" xmlns:pic="http://schemas.openxmlformats.org/drawingml/2006/picture">
+                  <wp:extent cx="1097280" cy="617220"/>
+                  <wp:docPr id="45" name="Picture 45"/>
+                  <wp:cNvGraphicFramePr>
+                    <a:graphicFrameLocks noChangeAspect="1"/>
+                  </wp:cNvGraphicFramePr>
+                  <a:graphic>
+                    <a:graphicData uri="http://schemas.openxmlformats.org/drawingml/2006/picture">
+                      <pic:pic>
+                        <pic:nvPicPr>
+                          <pic:cNvPr id="0" name="frame_0214.jpg"/>
+                          <pic:cNvPicPr/>
+                        </pic:nvPicPr>
+                        <pic:blipFill>
+                          <a:blip r:embed="rId11"/>
+                          <a:stretch>
+                            <a:fillRect/>
+                          </a:stretch>
+                        </pic:blipFill>
+                        <pic:spPr>
+                          <a:xfrm>
+                            <a:off x="0" y="0"/>
+                            <a:ext cx="1097280" cy="617220"/>
+                          </a:xfrm>
+                          <a:prstGeom prst="rect"/>
+                        </pic:spPr>
+                      </pic:pic>
+                    </a:graphicData>
+                  </a:graphic>
+                </wp:inline>
+              </w:drawing>
             </w:r>
           </w:p>
         </w:tc>
@@ -1023,7 +2418,38 @@
           </w:tcPr>
           <w:p>
             <w:r>
-              <w:t>frame_0000.jpg</w:t>
+              <w:drawing>
+                <wp:inline xmlns:a="http://schemas.openxmlformats.org/drawingml/2006/main" xmlns:pic="http://schemas.openxmlformats.org/drawingml/2006/picture">
+                  <wp:extent cx="1097280" cy="617220"/>
+                  <wp:docPr id="46" name="Picture 46"/>
+                  <wp:cNvGraphicFramePr>
+                    <a:graphicFrameLocks noChangeAspect="1"/>
+                  </wp:cNvGraphicFramePr>
+                  <a:graphic>
+                    <a:graphicData uri="http://schemas.openxmlformats.org/drawingml/2006/picture">
+                      <pic:pic>
+                        <pic:nvPicPr>
+                          <pic:cNvPr id="0" name="frame_0000.jpg"/>
+                          <pic:cNvPicPr/>
+                        </pic:nvPicPr>
+                        <pic:blipFill>
+                          <a:blip r:embed="rId9"/>
+                          <a:stretch>
+                            <a:fillRect/>
+                          </a:stretch>
+                        </pic:blipFill>
+                        <pic:spPr>
+                          <a:xfrm>
+                            <a:off x="0" y="0"/>
+                            <a:ext cx="1097280" cy="617220"/>
+                          </a:xfrm>
+                          <a:prstGeom prst="rect"/>
+                        </pic:spPr>
+                      </pic:pic>
+                    </a:graphicData>
+                  </a:graphic>
+                </wp:inline>
+              </w:drawing>
             </w:r>
           </w:p>
         </w:tc>
@@ -1033,7 +2459,38 @@
           </w:tcPr>
           <w:p>
             <w:r>
-              <w:t>frame_0107.jpg</w:t>
+              <w:drawing>
+                <wp:inline xmlns:a="http://schemas.openxmlformats.org/drawingml/2006/main" xmlns:pic="http://schemas.openxmlformats.org/drawingml/2006/picture">
+                  <wp:extent cx="1097280" cy="617220"/>
+                  <wp:docPr id="47" name="Picture 47"/>
+                  <wp:cNvGraphicFramePr>
+                    <a:graphicFrameLocks noChangeAspect="1"/>
+                  </wp:cNvGraphicFramePr>
+                  <a:graphic>
+                    <a:graphicData uri="http://schemas.openxmlformats.org/drawingml/2006/picture">
+                      <pic:pic>
+                        <pic:nvPicPr>
+                          <pic:cNvPr id="0" name="frame_0107.jpg"/>
+                          <pic:cNvPicPr/>
+                        </pic:nvPicPr>
+                        <pic:blipFill>
+                          <a:blip r:embed="rId10"/>
+                          <a:stretch>
+                            <a:fillRect/>
+                          </a:stretch>
+                        </pic:blipFill>
+                        <pic:spPr>
+                          <a:xfrm>
+                            <a:off x="0" y="0"/>
+                            <a:ext cx="1097280" cy="617220"/>
+                          </a:xfrm>
+                          <a:prstGeom prst="rect"/>
+                        </pic:spPr>
+                      </pic:pic>
+                    </a:graphicData>
+                  </a:graphic>
+                </wp:inline>
+              </w:drawing>
             </w:r>
           </w:p>
         </w:tc>
@@ -1043,7 +2500,38 @@
           </w:tcPr>
           <w:p>
             <w:r>
-              <w:t>frame_0214.jpg</w:t>
+              <w:drawing>
+                <wp:inline xmlns:a="http://schemas.openxmlformats.org/drawingml/2006/main" xmlns:pic="http://schemas.openxmlformats.org/drawingml/2006/picture">
+                  <wp:extent cx="1097280" cy="617220"/>
+                  <wp:docPr id="48" name="Picture 48"/>
+                  <wp:cNvGraphicFramePr>
+                    <a:graphicFrameLocks noChangeAspect="1"/>
+                  </wp:cNvGraphicFramePr>
+                  <a:graphic>
+                    <a:graphicData uri="http://schemas.openxmlformats.org/drawingml/2006/picture">
+                      <pic:pic>
+                        <pic:nvPicPr>
+                          <pic:cNvPr id="0" name="frame_0214.jpg"/>
+                          <pic:cNvPicPr/>
+                        </pic:nvPicPr>
+                        <pic:blipFill>
+                          <a:blip r:embed="rId11"/>
+                          <a:stretch>
+                            <a:fillRect/>
+                          </a:stretch>
+                        </pic:blipFill>
+                        <pic:spPr>
+                          <a:xfrm>
+                            <a:off x="0" y="0"/>
+                            <a:ext cx="1097280" cy="617220"/>
+                          </a:xfrm>
+                          <a:prstGeom prst="rect"/>
+                        </pic:spPr>
+                      </pic:pic>
+                    </a:graphicData>
+                  </a:graphic>
+                </wp:inline>
+              </w:drawing>
             </w:r>
           </w:p>
         </w:tc>
@@ -1082,7 +2570,38 @@
           </w:tcPr>
           <w:p>
             <w:r>
-              <w:t>frame_0000.jpg</w:t>
+              <w:drawing>
+                <wp:inline xmlns:a="http://schemas.openxmlformats.org/drawingml/2006/main" xmlns:pic="http://schemas.openxmlformats.org/drawingml/2006/picture">
+                  <wp:extent cx="1097280" cy="617220"/>
+                  <wp:docPr id="49" name="Picture 49"/>
+                  <wp:cNvGraphicFramePr>
+                    <a:graphicFrameLocks noChangeAspect="1"/>
+                  </wp:cNvGraphicFramePr>
+                  <a:graphic>
+                    <a:graphicData uri="http://schemas.openxmlformats.org/drawingml/2006/picture">
+                      <pic:pic>
+                        <pic:nvPicPr>
+                          <pic:cNvPr id="0" name="frame_0000.jpg"/>
+                          <pic:cNvPicPr/>
+                        </pic:nvPicPr>
+                        <pic:blipFill>
+                          <a:blip r:embed="rId9"/>
+                          <a:stretch>
+                            <a:fillRect/>
+                          </a:stretch>
+                        </pic:blipFill>
+                        <pic:spPr>
+                          <a:xfrm>
+                            <a:off x="0" y="0"/>
+                            <a:ext cx="1097280" cy="617220"/>
+                          </a:xfrm>
+                          <a:prstGeom prst="rect"/>
+                        </pic:spPr>
+                      </pic:pic>
+                    </a:graphicData>
+                  </a:graphic>
+                </wp:inline>
+              </w:drawing>
             </w:r>
           </w:p>
         </w:tc>
@@ -1092,7 +2611,38 @@
           </w:tcPr>
           <w:p>
             <w:r>
-              <w:t>frame_0107.jpg</w:t>
+              <w:drawing>
+                <wp:inline xmlns:a="http://schemas.openxmlformats.org/drawingml/2006/main" xmlns:pic="http://schemas.openxmlformats.org/drawingml/2006/picture">
+                  <wp:extent cx="1097280" cy="617220"/>
+                  <wp:docPr id="50" name="Picture 50"/>
+                  <wp:cNvGraphicFramePr>
+                    <a:graphicFrameLocks noChangeAspect="1"/>
+                  </wp:cNvGraphicFramePr>
+                  <a:graphic>
+                    <a:graphicData uri="http://schemas.openxmlformats.org/drawingml/2006/picture">
+                      <pic:pic>
+                        <pic:nvPicPr>
+                          <pic:cNvPr id="0" name="frame_0107.jpg"/>
+                          <pic:cNvPicPr/>
+                        </pic:nvPicPr>
+                        <pic:blipFill>
+                          <a:blip r:embed="rId10"/>
+                          <a:stretch>
+                            <a:fillRect/>
+                          </a:stretch>
+                        </pic:blipFill>
+                        <pic:spPr>
+                          <a:xfrm>
+                            <a:off x="0" y="0"/>
+                            <a:ext cx="1097280" cy="617220"/>
+                          </a:xfrm>
+                          <a:prstGeom prst="rect"/>
+                        </pic:spPr>
+                      </pic:pic>
+                    </a:graphicData>
+                  </a:graphic>
+                </wp:inline>
+              </w:drawing>
             </w:r>
           </w:p>
         </w:tc>
@@ -1102,7 +2652,38 @@
           </w:tcPr>
           <w:p>
             <w:r>
-              <w:t>frame_0214.jpg</w:t>
+              <w:drawing>
+                <wp:inline xmlns:a="http://schemas.openxmlformats.org/drawingml/2006/main" xmlns:pic="http://schemas.openxmlformats.org/drawingml/2006/picture">
+                  <wp:extent cx="1097280" cy="617220"/>
+                  <wp:docPr id="51" name="Picture 51"/>
+                  <wp:cNvGraphicFramePr>
+                    <a:graphicFrameLocks noChangeAspect="1"/>
+                  </wp:cNvGraphicFramePr>
+                  <a:graphic>
+                    <a:graphicData uri="http://schemas.openxmlformats.org/drawingml/2006/picture">
+                      <pic:pic>
+                        <pic:nvPicPr>
+                          <pic:cNvPr id="0" name="frame_0214.jpg"/>
+                          <pic:cNvPicPr/>
+                        </pic:nvPicPr>
+                        <pic:blipFill>
+                          <a:blip r:embed="rId11"/>
+                          <a:stretch>
+                            <a:fillRect/>
+                          </a:stretch>
+                        </pic:blipFill>
+                        <pic:spPr>
+                          <a:xfrm>
+                            <a:off x="0" y="0"/>
+                            <a:ext cx="1097280" cy="617220"/>
+                          </a:xfrm>
+                          <a:prstGeom prst="rect"/>
+                        </pic:spPr>
+                      </pic:pic>
+                    </a:graphicData>
+                  </a:graphic>
+                </wp:inline>
+              </w:drawing>
             </w:r>
           </w:p>
         </w:tc>
@@ -1147,7 +2728,38 @@
           </w:tcPr>
           <w:p>
             <w:r>
-              <w:t>frame_0000.jpg</w:t>
+              <w:drawing>
+                <wp:inline xmlns:a="http://schemas.openxmlformats.org/drawingml/2006/main" xmlns:pic="http://schemas.openxmlformats.org/drawingml/2006/picture">
+                  <wp:extent cx="1097280" cy="617220"/>
+                  <wp:docPr id="52" name="Picture 52"/>
+                  <wp:cNvGraphicFramePr>
+                    <a:graphicFrameLocks noChangeAspect="1"/>
+                  </wp:cNvGraphicFramePr>
+                  <a:graphic>
+                    <a:graphicData uri="http://schemas.openxmlformats.org/drawingml/2006/picture">
+                      <pic:pic>
+                        <pic:nvPicPr>
+                          <pic:cNvPr id="0" name="frame_0000.jpg"/>
+                          <pic:cNvPicPr/>
+                        </pic:nvPicPr>
+                        <pic:blipFill>
+                          <a:blip r:embed="rId9"/>
+                          <a:stretch>
+                            <a:fillRect/>
+                          </a:stretch>
+                        </pic:blipFill>
+                        <pic:spPr>
+                          <a:xfrm>
+                            <a:off x="0" y="0"/>
+                            <a:ext cx="1097280" cy="617220"/>
+                          </a:xfrm>
+                          <a:prstGeom prst="rect"/>
+                        </pic:spPr>
+                      </pic:pic>
+                    </a:graphicData>
+                  </a:graphic>
+                </wp:inline>
+              </w:drawing>
             </w:r>
           </w:p>
         </w:tc>
@@ -1157,7 +2769,38 @@
           </w:tcPr>
           <w:p>
             <w:r>
-              <w:t>frame_0107.jpg</w:t>
+              <w:drawing>
+                <wp:inline xmlns:a="http://schemas.openxmlformats.org/drawingml/2006/main" xmlns:pic="http://schemas.openxmlformats.org/drawingml/2006/picture">
+                  <wp:extent cx="1097280" cy="617220"/>
+                  <wp:docPr id="53" name="Picture 53"/>
+                  <wp:cNvGraphicFramePr>
+                    <a:graphicFrameLocks noChangeAspect="1"/>
+                  </wp:cNvGraphicFramePr>
+                  <a:graphic>
+                    <a:graphicData uri="http://schemas.openxmlformats.org/drawingml/2006/picture">
+                      <pic:pic>
+                        <pic:nvPicPr>
+                          <pic:cNvPr id="0" name="frame_0107.jpg"/>
+                          <pic:cNvPicPr/>
+                        </pic:nvPicPr>
+                        <pic:blipFill>
+                          <a:blip r:embed="rId10"/>
+                          <a:stretch>
+                            <a:fillRect/>
+                          </a:stretch>
+                        </pic:blipFill>
+                        <pic:spPr>
+                          <a:xfrm>
+                            <a:off x="0" y="0"/>
+                            <a:ext cx="1097280" cy="617220"/>
+                          </a:xfrm>
+                          <a:prstGeom prst="rect"/>
+                        </pic:spPr>
+                      </pic:pic>
+                    </a:graphicData>
+                  </a:graphic>
+                </wp:inline>
+              </w:drawing>
             </w:r>
           </w:p>
         </w:tc>
@@ -1167,7 +2810,38 @@
           </w:tcPr>
           <w:p>
             <w:r>
-              <w:t>frame_0214.jpg</w:t>
+              <w:drawing>
+                <wp:inline xmlns:a="http://schemas.openxmlformats.org/drawingml/2006/main" xmlns:pic="http://schemas.openxmlformats.org/drawingml/2006/picture">
+                  <wp:extent cx="1097280" cy="617220"/>
+                  <wp:docPr id="54" name="Picture 54"/>
+                  <wp:cNvGraphicFramePr>
+                    <a:graphicFrameLocks noChangeAspect="1"/>
+                  </wp:cNvGraphicFramePr>
+                  <a:graphic>
+                    <a:graphicData uri="http://schemas.openxmlformats.org/drawingml/2006/picture">
+                      <pic:pic>
+                        <pic:nvPicPr>
+                          <pic:cNvPr id="0" name="frame_0214.jpg"/>
+                          <pic:cNvPicPr/>
+                        </pic:nvPicPr>
+                        <pic:blipFill>
+                          <a:blip r:embed="rId11"/>
+                          <a:stretch>
+                            <a:fillRect/>
+                          </a:stretch>
+                        </pic:blipFill>
+                        <pic:spPr>
+                          <a:xfrm>
+                            <a:off x="0" y="0"/>
+                            <a:ext cx="1097280" cy="617220"/>
+                          </a:xfrm>
+                          <a:prstGeom prst="rect"/>
+                        </pic:spPr>
+                      </pic:pic>
+                    </a:graphicData>
+                  </a:graphic>
+                </wp:inline>
+              </w:drawing>
             </w:r>
           </w:p>
         </w:tc>
@@ -1206,7 +2880,38 @@
           </w:tcPr>
           <w:p>
             <w:r>
-              <w:t>frame_0000.jpg</w:t>
+              <w:drawing>
+                <wp:inline xmlns:a="http://schemas.openxmlformats.org/drawingml/2006/main" xmlns:pic="http://schemas.openxmlformats.org/drawingml/2006/picture">
+                  <wp:extent cx="1097280" cy="617220"/>
+                  <wp:docPr id="55" name="Picture 55"/>
+                  <wp:cNvGraphicFramePr>
+                    <a:graphicFrameLocks noChangeAspect="1"/>
+                  </wp:cNvGraphicFramePr>
+                  <a:graphic>
+                    <a:graphicData uri="http://schemas.openxmlformats.org/drawingml/2006/picture">
+                      <pic:pic>
+                        <pic:nvPicPr>
+                          <pic:cNvPr id="0" name="frame_0000.jpg"/>
+                          <pic:cNvPicPr/>
+                        </pic:nvPicPr>
+                        <pic:blipFill>
+                          <a:blip r:embed="rId9"/>
+                          <a:stretch>
+                            <a:fillRect/>
+                          </a:stretch>
+                        </pic:blipFill>
+                        <pic:spPr>
+                          <a:xfrm>
+                            <a:off x="0" y="0"/>
+                            <a:ext cx="1097280" cy="617220"/>
+                          </a:xfrm>
+                          <a:prstGeom prst="rect"/>
+                        </pic:spPr>
+                      </pic:pic>
+                    </a:graphicData>
+                  </a:graphic>
+                </wp:inline>
+              </w:drawing>
             </w:r>
           </w:p>
         </w:tc>
@@ -1216,7 +2921,38 @@
           </w:tcPr>
           <w:p>
             <w:r>
-              <w:t>frame_0107.jpg</w:t>
+              <w:drawing>
+                <wp:inline xmlns:a="http://schemas.openxmlformats.org/drawingml/2006/main" xmlns:pic="http://schemas.openxmlformats.org/drawingml/2006/picture">
+                  <wp:extent cx="1097280" cy="617220"/>
+                  <wp:docPr id="56" name="Picture 56"/>
+                  <wp:cNvGraphicFramePr>
+                    <a:graphicFrameLocks noChangeAspect="1"/>
+                  </wp:cNvGraphicFramePr>
+                  <a:graphic>
+                    <a:graphicData uri="http://schemas.openxmlformats.org/drawingml/2006/picture">
+                      <pic:pic>
+                        <pic:nvPicPr>
+                          <pic:cNvPr id="0" name="frame_0107.jpg"/>
+                          <pic:cNvPicPr/>
+                        </pic:nvPicPr>
+                        <pic:blipFill>
+                          <a:blip r:embed="rId10"/>
+                          <a:stretch>
+                            <a:fillRect/>
+                          </a:stretch>
+                        </pic:blipFill>
+                        <pic:spPr>
+                          <a:xfrm>
+                            <a:off x="0" y="0"/>
+                            <a:ext cx="1097280" cy="617220"/>
+                          </a:xfrm>
+                          <a:prstGeom prst="rect"/>
+                        </pic:spPr>
+                      </pic:pic>
+                    </a:graphicData>
+                  </a:graphic>
+                </wp:inline>
+              </w:drawing>
             </w:r>
           </w:p>
         </w:tc>
@@ -1226,7 +2962,38 @@
           </w:tcPr>
           <w:p>
             <w:r>
-              <w:t>frame_0214.jpg</w:t>
+              <w:drawing>
+                <wp:inline xmlns:a="http://schemas.openxmlformats.org/drawingml/2006/main" xmlns:pic="http://schemas.openxmlformats.org/drawingml/2006/picture">
+                  <wp:extent cx="1097280" cy="617220"/>
+                  <wp:docPr id="57" name="Picture 57"/>
+                  <wp:cNvGraphicFramePr>
+                    <a:graphicFrameLocks noChangeAspect="1"/>
+                  </wp:cNvGraphicFramePr>
+                  <a:graphic>
+                    <a:graphicData uri="http://schemas.openxmlformats.org/drawingml/2006/picture">
+                      <pic:pic>
+                        <pic:nvPicPr>
+                          <pic:cNvPr id="0" name="frame_0214.jpg"/>
+                          <pic:cNvPicPr/>
+                        </pic:nvPicPr>
+                        <pic:blipFill>
+                          <a:blip r:embed="rId11"/>
+                          <a:stretch>
+                            <a:fillRect/>
+                          </a:stretch>
+                        </pic:blipFill>
+                        <pic:spPr>
+                          <a:xfrm>
+                            <a:off x="0" y="0"/>
+                            <a:ext cx="1097280" cy="617220"/>
+                          </a:xfrm>
+                          <a:prstGeom prst="rect"/>
+                        </pic:spPr>
+                      </pic:pic>
+                    </a:graphicData>
+                  </a:graphic>
+                </wp:inline>
+              </w:drawing>
             </w:r>
           </w:p>
         </w:tc>
@@ -1265,7 +3032,38 @@
           </w:tcPr>
           <w:p>
             <w:r>
-              <w:t>frame_0000.jpg</w:t>
+              <w:drawing>
+                <wp:inline xmlns:a="http://schemas.openxmlformats.org/drawingml/2006/main" xmlns:pic="http://schemas.openxmlformats.org/drawingml/2006/picture">
+                  <wp:extent cx="1097280" cy="617220"/>
+                  <wp:docPr id="58" name="Picture 58"/>
+                  <wp:cNvGraphicFramePr>
+                    <a:graphicFrameLocks noChangeAspect="1"/>
+                  </wp:cNvGraphicFramePr>
+                  <a:graphic>
+                    <a:graphicData uri="http://schemas.openxmlformats.org/drawingml/2006/picture">
+                      <pic:pic>
+                        <pic:nvPicPr>
+                          <pic:cNvPr id="0" name="frame_0000.jpg"/>
+                          <pic:cNvPicPr/>
+                        </pic:nvPicPr>
+                        <pic:blipFill>
+                          <a:blip r:embed="rId9"/>
+                          <a:stretch>
+                            <a:fillRect/>
+                          </a:stretch>
+                        </pic:blipFill>
+                        <pic:spPr>
+                          <a:xfrm>
+                            <a:off x="0" y="0"/>
+                            <a:ext cx="1097280" cy="617220"/>
+                          </a:xfrm>
+                          <a:prstGeom prst="rect"/>
+                        </pic:spPr>
+                      </pic:pic>
+                    </a:graphicData>
+                  </a:graphic>
+                </wp:inline>
+              </w:drawing>
             </w:r>
           </w:p>
         </w:tc>
@@ -1275,7 +3073,38 @@
           </w:tcPr>
           <w:p>
             <w:r>
-              <w:t>frame_0107.jpg</w:t>
+              <w:drawing>
+                <wp:inline xmlns:a="http://schemas.openxmlformats.org/drawingml/2006/main" xmlns:pic="http://schemas.openxmlformats.org/drawingml/2006/picture">
+                  <wp:extent cx="1097280" cy="617220"/>
+                  <wp:docPr id="59" name="Picture 59"/>
+                  <wp:cNvGraphicFramePr>
+                    <a:graphicFrameLocks noChangeAspect="1"/>
+                  </wp:cNvGraphicFramePr>
+                  <a:graphic>
+                    <a:graphicData uri="http://schemas.openxmlformats.org/drawingml/2006/picture">
+                      <pic:pic>
+                        <pic:nvPicPr>
+                          <pic:cNvPr id="0" name="frame_0107.jpg"/>
+                          <pic:cNvPicPr/>
+                        </pic:nvPicPr>
+                        <pic:blipFill>
+                          <a:blip r:embed="rId10"/>
+                          <a:stretch>
+                            <a:fillRect/>
+                          </a:stretch>
+                        </pic:blipFill>
+                        <pic:spPr>
+                          <a:xfrm>
+                            <a:off x="0" y="0"/>
+                            <a:ext cx="1097280" cy="617220"/>
+                          </a:xfrm>
+                          <a:prstGeom prst="rect"/>
+                        </pic:spPr>
+                      </pic:pic>
+                    </a:graphicData>
+                  </a:graphic>
+                </wp:inline>
+              </w:drawing>
             </w:r>
           </w:p>
         </w:tc>
@@ -1285,7 +3114,38 @@
           </w:tcPr>
           <w:p>
             <w:r>
-              <w:t>frame_0214.jpg</w:t>
+              <w:drawing>
+                <wp:inline xmlns:a="http://schemas.openxmlformats.org/drawingml/2006/main" xmlns:pic="http://schemas.openxmlformats.org/drawingml/2006/picture">
+                  <wp:extent cx="1097280" cy="617220"/>
+                  <wp:docPr id="60" name="Picture 60"/>
+                  <wp:cNvGraphicFramePr>
+                    <a:graphicFrameLocks noChangeAspect="1"/>
+                  </wp:cNvGraphicFramePr>
+                  <a:graphic>
+                    <a:graphicData uri="http://schemas.openxmlformats.org/drawingml/2006/picture">
+                      <pic:pic>
+                        <pic:nvPicPr>
+                          <pic:cNvPr id="0" name="frame_0214.jpg"/>
+                          <pic:cNvPicPr/>
+                        </pic:nvPicPr>
+                        <pic:blipFill>
+                          <a:blip r:embed="rId11"/>
+                          <a:stretch>
+                            <a:fillRect/>
+                          </a:stretch>
+                        </pic:blipFill>
+                        <pic:spPr>
+                          <a:xfrm>
+                            <a:off x="0" y="0"/>
+                            <a:ext cx="1097280" cy="617220"/>
+                          </a:xfrm>
+                          <a:prstGeom prst="rect"/>
+                        </pic:spPr>
+                      </pic:pic>
+                    </a:graphicData>
+                  </a:graphic>
+                </wp:inline>
+              </w:drawing>
             </w:r>
           </w:p>
         </w:tc>
@@ -1332,7 +3192,38 @@
           </w:tcPr>
           <w:p>
             <w:r>
-              <w:t>frame_0000.jpg</w:t>
+              <w:drawing>
+                <wp:inline xmlns:a="http://schemas.openxmlformats.org/drawingml/2006/main" xmlns:pic="http://schemas.openxmlformats.org/drawingml/2006/picture">
+                  <wp:extent cx="1280160" cy="720090"/>
+                  <wp:docPr id="61" name="Picture 61"/>
+                  <wp:cNvGraphicFramePr>
+                    <a:graphicFrameLocks noChangeAspect="1"/>
+                  </wp:cNvGraphicFramePr>
+                  <a:graphic>
+                    <a:graphicData uri="http://schemas.openxmlformats.org/drawingml/2006/picture">
+                      <pic:pic>
+                        <pic:nvPicPr>
+                          <pic:cNvPr id="0" name="frame_0000.jpg"/>
+                          <pic:cNvPicPr/>
+                        </pic:nvPicPr>
+                        <pic:blipFill>
+                          <a:blip r:embed="rId9"/>
+                          <a:stretch>
+                            <a:fillRect/>
+                          </a:stretch>
+                        </pic:blipFill>
+                        <pic:spPr>
+                          <a:xfrm>
+                            <a:off x="0" y="0"/>
+                            <a:ext cx="1280160" cy="720090"/>
+                          </a:xfrm>
+                          <a:prstGeom prst="rect"/>
+                        </pic:spPr>
+                      </pic:pic>
+                    </a:graphicData>
+                  </a:graphic>
+                </wp:inline>
+              </w:drawing>
             </w:r>
           </w:p>
         </w:tc>
@@ -1342,7 +3233,38 @@
           </w:tcPr>
           <w:p>
             <w:r>
-              <w:t>frame_0107.jpg</w:t>
+              <w:drawing>
+                <wp:inline xmlns:a="http://schemas.openxmlformats.org/drawingml/2006/main" xmlns:pic="http://schemas.openxmlformats.org/drawingml/2006/picture">
+                  <wp:extent cx="1280160" cy="720090"/>
+                  <wp:docPr id="62" name="Picture 62"/>
+                  <wp:cNvGraphicFramePr>
+                    <a:graphicFrameLocks noChangeAspect="1"/>
+                  </wp:cNvGraphicFramePr>
+                  <a:graphic>
+                    <a:graphicData uri="http://schemas.openxmlformats.org/drawingml/2006/picture">
+                      <pic:pic>
+                        <pic:nvPicPr>
+                          <pic:cNvPr id="0" name="frame_0107.jpg"/>
+                          <pic:cNvPicPr/>
+                        </pic:nvPicPr>
+                        <pic:blipFill>
+                          <a:blip r:embed="rId10"/>
+                          <a:stretch>
+                            <a:fillRect/>
+                          </a:stretch>
+                        </pic:blipFill>
+                        <pic:spPr>
+                          <a:xfrm>
+                            <a:off x="0" y="0"/>
+                            <a:ext cx="1280160" cy="720090"/>
+                          </a:xfrm>
+                          <a:prstGeom prst="rect"/>
+                        </pic:spPr>
+                      </pic:pic>
+                    </a:graphicData>
+                  </a:graphic>
+                </wp:inline>
+              </w:drawing>
             </w:r>
           </w:p>
         </w:tc>
@@ -1352,7 +3274,38 @@
           </w:tcPr>
           <w:p>
             <w:r>
-              <w:t>frame_0214.jpg</w:t>
+              <w:drawing>
+                <wp:inline xmlns:a="http://schemas.openxmlformats.org/drawingml/2006/main" xmlns:pic="http://schemas.openxmlformats.org/drawingml/2006/picture">
+                  <wp:extent cx="1280160" cy="720090"/>
+                  <wp:docPr id="63" name="Picture 63"/>
+                  <wp:cNvGraphicFramePr>
+                    <a:graphicFrameLocks noChangeAspect="1"/>
+                  </wp:cNvGraphicFramePr>
+                  <a:graphic>
+                    <a:graphicData uri="http://schemas.openxmlformats.org/drawingml/2006/picture">
+                      <pic:pic>
+                        <pic:nvPicPr>
+                          <pic:cNvPr id="0" name="frame_0214.jpg"/>
+                          <pic:cNvPicPr/>
+                        </pic:nvPicPr>
+                        <pic:blipFill>
+                          <a:blip r:embed="rId11"/>
+                          <a:stretch>
+                            <a:fillRect/>
+                          </a:stretch>
+                        </pic:blipFill>
+                        <pic:spPr>
+                          <a:xfrm>
+                            <a:off x="0" y="0"/>
+                            <a:ext cx="1280160" cy="720090"/>
+                          </a:xfrm>
+                          <a:prstGeom prst="rect"/>
+                        </pic:spPr>
+                      </pic:pic>
+                    </a:graphicData>
+                  </a:graphic>
+                </wp:inline>
+              </w:drawing>
             </w:r>
           </w:p>
         </w:tc>
@@ -1404,7 +3357,38 @@
           </w:tcPr>
           <w:p>
             <w:r>
-              <w:t>frame_0000.jpg</w:t>
+              <w:drawing>
+                <wp:inline xmlns:a="http://schemas.openxmlformats.org/drawingml/2006/main" xmlns:pic="http://schemas.openxmlformats.org/drawingml/2006/picture">
+                  <wp:extent cx="1280160" cy="720090"/>
+                  <wp:docPr id="64" name="Picture 64"/>
+                  <wp:cNvGraphicFramePr>
+                    <a:graphicFrameLocks noChangeAspect="1"/>
+                  </wp:cNvGraphicFramePr>
+                  <a:graphic>
+                    <a:graphicData uri="http://schemas.openxmlformats.org/drawingml/2006/picture">
+                      <pic:pic>
+                        <pic:nvPicPr>
+                          <pic:cNvPr id="0" name="frame_0000.jpg"/>
+                          <pic:cNvPicPr/>
+                        </pic:nvPicPr>
+                        <pic:blipFill>
+                          <a:blip r:embed="rId9"/>
+                          <a:stretch>
+                            <a:fillRect/>
+                          </a:stretch>
+                        </pic:blipFill>
+                        <pic:spPr>
+                          <a:xfrm>
+                            <a:off x="0" y="0"/>
+                            <a:ext cx="1280160" cy="720090"/>
+                          </a:xfrm>
+                          <a:prstGeom prst="rect"/>
+                        </pic:spPr>
+                      </pic:pic>
+                    </a:graphicData>
+                  </a:graphic>
+                </wp:inline>
+              </w:drawing>
             </w:r>
           </w:p>
         </w:tc>
@@ -1414,7 +3398,38 @@
           </w:tcPr>
           <w:p>
             <w:r>
-              <w:t>frame_0107.jpg</w:t>
+              <w:drawing>
+                <wp:inline xmlns:a="http://schemas.openxmlformats.org/drawingml/2006/main" xmlns:pic="http://schemas.openxmlformats.org/drawingml/2006/picture">
+                  <wp:extent cx="1280160" cy="720090"/>
+                  <wp:docPr id="65" name="Picture 65"/>
+                  <wp:cNvGraphicFramePr>
+                    <a:graphicFrameLocks noChangeAspect="1"/>
+                  </wp:cNvGraphicFramePr>
+                  <a:graphic>
+                    <a:graphicData uri="http://schemas.openxmlformats.org/drawingml/2006/picture">
+                      <pic:pic>
+                        <pic:nvPicPr>
+                          <pic:cNvPr id="0" name="frame_0107.jpg"/>
+                          <pic:cNvPicPr/>
+                        </pic:nvPicPr>
+                        <pic:blipFill>
+                          <a:blip r:embed="rId10"/>
+                          <a:stretch>
+                            <a:fillRect/>
+                          </a:stretch>
+                        </pic:blipFill>
+                        <pic:spPr>
+                          <a:xfrm>
+                            <a:off x="0" y="0"/>
+                            <a:ext cx="1280160" cy="720090"/>
+                          </a:xfrm>
+                          <a:prstGeom prst="rect"/>
+                        </pic:spPr>
+                      </pic:pic>
+                    </a:graphicData>
+                  </a:graphic>
+                </wp:inline>
+              </w:drawing>
             </w:r>
           </w:p>
         </w:tc>
@@ -1424,7 +3439,38 @@
           </w:tcPr>
           <w:p>
             <w:r>
-              <w:t>frame_0214.jpg</w:t>
+              <w:drawing>
+                <wp:inline xmlns:a="http://schemas.openxmlformats.org/drawingml/2006/main" xmlns:pic="http://schemas.openxmlformats.org/drawingml/2006/picture">
+                  <wp:extent cx="1280160" cy="720090"/>
+                  <wp:docPr id="66" name="Picture 66"/>
+                  <wp:cNvGraphicFramePr>
+                    <a:graphicFrameLocks noChangeAspect="1"/>
+                  </wp:cNvGraphicFramePr>
+                  <a:graphic>
+                    <a:graphicData uri="http://schemas.openxmlformats.org/drawingml/2006/picture">
+                      <pic:pic>
+                        <pic:nvPicPr>
+                          <pic:cNvPr id="0" name="frame_0214.jpg"/>
+                          <pic:cNvPicPr/>
+                        </pic:nvPicPr>
+                        <pic:blipFill>
+                          <a:blip r:embed="rId11"/>
+                          <a:stretch>
+                            <a:fillRect/>
+                          </a:stretch>
+                        </pic:blipFill>
+                        <pic:spPr>
+                          <a:xfrm>
+                            <a:off x="0" y="0"/>
+                            <a:ext cx="1280160" cy="720090"/>
+                          </a:xfrm>
+                          <a:prstGeom prst="rect"/>
+                        </pic:spPr>
+                      </pic:pic>
+                    </a:graphicData>
+                  </a:graphic>
+                </wp:inline>
+              </w:drawing>
             </w:r>
           </w:p>
         </w:tc>
@@ -1476,7 +3522,38 @@
           </w:tcPr>
           <w:p>
             <w:r>
-              <w:t>frame_0000.jpg</w:t>
+              <w:drawing>
+                <wp:inline xmlns:a="http://schemas.openxmlformats.org/drawingml/2006/main" xmlns:pic="http://schemas.openxmlformats.org/drawingml/2006/picture">
+                  <wp:extent cx="1280160" cy="720090"/>
+                  <wp:docPr id="67" name="Picture 67"/>
+                  <wp:cNvGraphicFramePr>
+                    <a:graphicFrameLocks noChangeAspect="1"/>
+                  </wp:cNvGraphicFramePr>
+                  <a:graphic>
+                    <a:graphicData uri="http://schemas.openxmlformats.org/drawingml/2006/picture">
+                      <pic:pic>
+                        <pic:nvPicPr>
+                          <pic:cNvPr id="0" name="frame_0000.jpg"/>
+                          <pic:cNvPicPr/>
+                        </pic:nvPicPr>
+                        <pic:blipFill>
+                          <a:blip r:embed="rId9"/>
+                          <a:stretch>
+                            <a:fillRect/>
+                          </a:stretch>
+                        </pic:blipFill>
+                        <pic:spPr>
+                          <a:xfrm>
+                            <a:off x="0" y="0"/>
+                            <a:ext cx="1280160" cy="720090"/>
+                          </a:xfrm>
+                          <a:prstGeom prst="rect"/>
+                        </pic:spPr>
+                      </pic:pic>
+                    </a:graphicData>
+                  </a:graphic>
+                </wp:inline>
+              </w:drawing>
             </w:r>
           </w:p>
         </w:tc>
@@ -1486,7 +3563,38 @@
           </w:tcPr>
           <w:p>
             <w:r>
-              <w:t>frame_0107.jpg</w:t>
+              <w:drawing>
+                <wp:inline xmlns:a="http://schemas.openxmlformats.org/drawingml/2006/main" xmlns:pic="http://schemas.openxmlformats.org/drawingml/2006/picture">
+                  <wp:extent cx="1280160" cy="720090"/>
+                  <wp:docPr id="68" name="Picture 68"/>
+                  <wp:cNvGraphicFramePr>
+                    <a:graphicFrameLocks noChangeAspect="1"/>
+                  </wp:cNvGraphicFramePr>
+                  <a:graphic>
+                    <a:graphicData uri="http://schemas.openxmlformats.org/drawingml/2006/picture">
+                      <pic:pic>
+                        <pic:nvPicPr>
+                          <pic:cNvPr id="0" name="frame_0107.jpg"/>
+                          <pic:cNvPicPr/>
+                        </pic:nvPicPr>
+                        <pic:blipFill>
+                          <a:blip r:embed="rId10"/>
+                          <a:stretch>
+                            <a:fillRect/>
+                          </a:stretch>
+                        </pic:blipFill>
+                        <pic:spPr>
+                          <a:xfrm>
+                            <a:off x="0" y="0"/>
+                            <a:ext cx="1280160" cy="720090"/>
+                          </a:xfrm>
+                          <a:prstGeom prst="rect"/>
+                        </pic:spPr>
+                      </pic:pic>
+                    </a:graphicData>
+                  </a:graphic>
+                </wp:inline>
+              </w:drawing>
             </w:r>
           </w:p>
         </w:tc>
@@ -1496,7 +3604,38 @@
           </w:tcPr>
           <w:p>
             <w:r>
-              <w:t>frame_0214.jpg</w:t>
+              <w:drawing>
+                <wp:inline xmlns:a="http://schemas.openxmlformats.org/drawingml/2006/main" xmlns:pic="http://schemas.openxmlformats.org/drawingml/2006/picture">
+                  <wp:extent cx="1280160" cy="720090"/>
+                  <wp:docPr id="69" name="Picture 69"/>
+                  <wp:cNvGraphicFramePr>
+                    <a:graphicFrameLocks noChangeAspect="1"/>
+                  </wp:cNvGraphicFramePr>
+                  <a:graphic>
+                    <a:graphicData uri="http://schemas.openxmlformats.org/drawingml/2006/picture">
+                      <pic:pic>
+                        <pic:nvPicPr>
+                          <pic:cNvPr id="0" name="frame_0214.jpg"/>
+                          <pic:cNvPicPr/>
+                        </pic:nvPicPr>
+                        <pic:blipFill>
+                          <a:blip r:embed="rId11"/>
+                          <a:stretch>
+                            <a:fillRect/>
+                          </a:stretch>
+                        </pic:blipFill>
+                        <pic:spPr>
+                          <a:xfrm>
+                            <a:off x="0" y="0"/>
+                            <a:ext cx="1280160" cy="720090"/>
+                          </a:xfrm>
+                          <a:prstGeom prst="rect"/>
+                        </pic:spPr>
+                      </pic:pic>
+                    </a:graphicData>
+                  </a:graphic>
+                </wp:inline>
+              </w:drawing>
             </w:r>
           </w:p>
         </w:tc>
@@ -1548,7 +3687,38 @@
           </w:tcPr>
           <w:p>
             <w:r>
-              <w:t>frame_0000.jpg</w:t>
+              <w:drawing>
+                <wp:inline xmlns:a="http://schemas.openxmlformats.org/drawingml/2006/main" xmlns:pic="http://schemas.openxmlformats.org/drawingml/2006/picture">
+                  <wp:extent cx="1280160" cy="720090"/>
+                  <wp:docPr id="70" name="Picture 70"/>
+                  <wp:cNvGraphicFramePr>
+                    <a:graphicFrameLocks noChangeAspect="1"/>
+                  </wp:cNvGraphicFramePr>
+                  <a:graphic>
+                    <a:graphicData uri="http://schemas.openxmlformats.org/drawingml/2006/picture">
+                      <pic:pic>
+                        <pic:nvPicPr>
+                          <pic:cNvPr id="0" name="frame_0000.jpg"/>
+                          <pic:cNvPicPr/>
+                        </pic:nvPicPr>
+                        <pic:blipFill>
+                          <a:blip r:embed="rId9"/>
+                          <a:stretch>
+                            <a:fillRect/>
+                          </a:stretch>
+                        </pic:blipFill>
+                        <pic:spPr>
+                          <a:xfrm>
+                            <a:off x="0" y="0"/>
+                            <a:ext cx="1280160" cy="720090"/>
+                          </a:xfrm>
+                          <a:prstGeom prst="rect"/>
+                        </pic:spPr>
+                      </pic:pic>
+                    </a:graphicData>
+                  </a:graphic>
+                </wp:inline>
+              </w:drawing>
             </w:r>
           </w:p>
         </w:tc>
@@ -1558,7 +3728,38 @@
           </w:tcPr>
           <w:p>
             <w:r>
-              <w:t>frame_0107.jpg</w:t>
+              <w:drawing>
+                <wp:inline xmlns:a="http://schemas.openxmlformats.org/drawingml/2006/main" xmlns:pic="http://schemas.openxmlformats.org/drawingml/2006/picture">
+                  <wp:extent cx="1280160" cy="720090"/>
+                  <wp:docPr id="71" name="Picture 71"/>
+                  <wp:cNvGraphicFramePr>
+                    <a:graphicFrameLocks noChangeAspect="1"/>
+                  </wp:cNvGraphicFramePr>
+                  <a:graphic>
+                    <a:graphicData uri="http://schemas.openxmlformats.org/drawingml/2006/picture">
+                      <pic:pic>
+                        <pic:nvPicPr>
+                          <pic:cNvPr id="0" name="frame_0107.jpg"/>
+                          <pic:cNvPicPr/>
+                        </pic:nvPicPr>
+                        <pic:blipFill>
+                          <a:blip r:embed="rId10"/>
+                          <a:stretch>
+                            <a:fillRect/>
+                          </a:stretch>
+                        </pic:blipFill>
+                        <pic:spPr>
+                          <a:xfrm>
+                            <a:off x="0" y="0"/>
+                            <a:ext cx="1280160" cy="720090"/>
+                          </a:xfrm>
+                          <a:prstGeom prst="rect"/>
+                        </pic:spPr>
+                      </pic:pic>
+                    </a:graphicData>
+                  </a:graphic>
+                </wp:inline>
+              </w:drawing>
             </w:r>
           </w:p>
         </w:tc>
@@ -1568,7 +3769,38 @@
           </w:tcPr>
           <w:p>
             <w:r>
-              <w:t>frame_0214.jpg</w:t>
+              <w:drawing>
+                <wp:inline xmlns:a="http://schemas.openxmlformats.org/drawingml/2006/main" xmlns:pic="http://schemas.openxmlformats.org/drawingml/2006/picture">
+                  <wp:extent cx="1280160" cy="720090"/>
+                  <wp:docPr id="72" name="Picture 72"/>
+                  <wp:cNvGraphicFramePr>
+                    <a:graphicFrameLocks noChangeAspect="1"/>
+                  </wp:cNvGraphicFramePr>
+                  <a:graphic>
+                    <a:graphicData uri="http://schemas.openxmlformats.org/drawingml/2006/picture">
+                      <pic:pic>
+                        <pic:nvPicPr>
+                          <pic:cNvPr id="0" name="frame_0214.jpg"/>
+                          <pic:cNvPicPr/>
+                        </pic:nvPicPr>
+                        <pic:blipFill>
+                          <a:blip r:embed="rId11"/>
+                          <a:stretch>
+                            <a:fillRect/>
+                          </a:stretch>
+                        </pic:blipFill>
+                        <pic:spPr>
+                          <a:xfrm>
+                            <a:off x="0" y="0"/>
+                            <a:ext cx="1280160" cy="720090"/>
+                          </a:xfrm>
+                          <a:prstGeom prst="rect"/>
+                        </pic:spPr>
+                      </pic:pic>
+                    </a:graphicData>
+                  </a:graphic>
+                </wp:inline>
+              </w:drawing>
             </w:r>
           </w:p>
         </w:tc>
@@ -1620,7 +3852,38 @@
           </w:tcPr>
           <w:p>
             <w:r>
-              <w:t>frame_0000.jpg</w:t>
+              <w:drawing>
+                <wp:inline xmlns:a="http://schemas.openxmlformats.org/drawingml/2006/main" xmlns:pic="http://schemas.openxmlformats.org/drawingml/2006/picture">
+                  <wp:extent cx="1280160" cy="720090"/>
+                  <wp:docPr id="73" name="Picture 73"/>
+                  <wp:cNvGraphicFramePr>
+                    <a:graphicFrameLocks noChangeAspect="1"/>
+                  </wp:cNvGraphicFramePr>
+                  <a:graphic>
+                    <a:graphicData uri="http://schemas.openxmlformats.org/drawingml/2006/picture">
+                      <pic:pic>
+                        <pic:nvPicPr>
+                          <pic:cNvPr id="0" name="frame_0000.jpg"/>
+                          <pic:cNvPicPr/>
+                        </pic:nvPicPr>
+                        <pic:blipFill>
+                          <a:blip r:embed="rId9"/>
+                          <a:stretch>
+                            <a:fillRect/>
+                          </a:stretch>
+                        </pic:blipFill>
+                        <pic:spPr>
+                          <a:xfrm>
+                            <a:off x="0" y="0"/>
+                            <a:ext cx="1280160" cy="720090"/>
+                          </a:xfrm>
+                          <a:prstGeom prst="rect"/>
+                        </pic:spPr>
+                      </pic:pic>
+                    </a:graphicData>
+                  </a:graphic>
+                </wp:inline>
+              </w:drawing>
             </w:r>
           </w:p>
         </w:tc>
@@ -1630,7 +3893,38 @@
           </w:tcPr>
           <w:p>
             <w:r>
-              <w:t>frame_0107.jpg</w:t>
+              <w:drawing>
+                <wp:inline xmlns:a="http://schemas.openxmlformats.org/drawingml/2006/main" xmlns:pic="http://schemas.openxmlformats.org/drawingml/2006/picture">
+                  <wp:extent cx="1280160" cy="720090"/>
+                  <wp:docPr id="74" name="Picture 74"/>
+                  <wp:cNvGraphicFramePr>
+                    <a:graphicFrameLocks noChangeAspect="1"/>
+                  </wp:cNvGraphicFramePr>
+                  <a:graphic>
+                    <a:graphicData uri="http://schemas.openxmlformats.org/drawingml/2006/picture">
+                      <pic:pic>
+                        <pic:nvPicPr>
+                          <pic:cNvPr id="0" name="frame_0107.jpg"/>
+                          <pic:cNvPicPr/>
+                        </pic:nvPicPr>
+                        <pic:blipFill>
+                          <a:blip r:embed="rId10"/>
+                          <a:stretch>
+                            <a:fillRect/>
+                          </a:stretch>
+                        </pic:blipFill>
+                        <pic:spPr>
+                          <a:xfrm>
+                            <a:off x="0" y="0"/>
+                            <a:ext cx="1280160" cy="720090"/>
+                          </a:xfrm>
+                          <a:prstGeom prst="rect"/>
+                        </pic:spPr>
+                      </pic:pic>
+                    </a:graphicData>
+                  </a:graphic>
+                </wp:inline>
+              </w:drawing>
             </w:r>
           </w:p>
         </w:tc>
@@ -1640,7 +3934,38 @@
           </w:tcPr>
           <w:p>
             <w:r>
-              <w:t>frame_0214.jpg</w:t>
+              <w:drawing>
+                <wp:inline xmlns:a="http://schemas.openxmlformats.org/drawingml/2006/main" xmlns:pic="http://schemas.openxmlformats.org/drawingml/2006/picture">
+                  <wp:extent cx="1280160" cy="720090"/>
+                  <wp:docPr id="75" name="Picture 75"/>
+                  <wp:cNvGraphicFramePr>
+                    <a:graphicFrameLocks noChangeAspect="1"/>
+                  </wp:cNvGraphicFramePr>
+                  <a:graphic>
+                    <a:graphicData uri="http://schemas.openxmlformats.org/drawingml/2006/picture">
+                      <pic:pic>
+                        <pic:nvPicPr>
+                          <pic:cNvPr id="0" name="frame_0214.jpg"/>
+                          <pic:cNvPicPr/>
+                        </pic:nvPicPr>
+                        <pic:blipFill>
+                          <a:blip r:embed="rId11"/>
+                          <a:stretch>
+                            <a:fillRect/>
+                          </a:stretch>
+                        </pic:blipFill>
+                        <pic:spPr>
+                          <a:xfrm>
+                            <a:off x="0" y="0"/>
+                            <a:ext cx="1280160" cy="720090"/>
+                          </a:xfrm>
+                          <a:prstGeom prst="rect"/>
+                        </pic:spPr>
+                      </pic:pic>
+                    </a:graphicData>
+                  </a:graphic>
+                </wp:inline>
+              </w:drawing>
             </w:r>
           </w:p>
         </w:tc>
@@ -1692,7 +4017,38 @@
           </w:tcPr>
           <w:p>
             <w:r>
-              <w:t>frame_0000.jpg</w:t>
+              <w:drawing>
+                <wp:inline xmlns:a="http://schemas.openxmlformats.org/drawingml/2006/main" xmlns:pic="http://schemas.openxmlformats.org/drawingml/2006/picture">
+                  <wp:extent cx="1280160" cy="720090"/>
+                  <wp:docPr id="76" name="Picture 76"/>
+                  <wp:cNvGraphicFramePr>
+                    <a:graphicFrameLocks noChangeAspect="1"/>
+                  </wp:cNvGraphicFramePr>
+                  <a:graphic>
+                    <a:graphicData uri="http://schemas.openxmlformats.org/drawingml/2006/picture">
+                      <pic:pic>
+                        <pic:nvPicPr>
+                          <pic:cNvPr id="0" name="frame_0000.jpg"/>
+                          <pic:cNvPicPr/>
+                        </pic:nvPicPr>
+                        <pic:blipFill>
+                          <a:blip r:embed="rId9"/>
+                          <a:stretch>
+                            <a:fillRect/>
+                          </a:stretch>
+                        </pic:blipFill>
+                        <pic:spPr>
+                          <a:xfrm>
+                            <a:off x="0" y="0"/>
+                            <a:ext cx="1280160" cy="720090"/>
+                          </a:xfrm>
+                          <a:prstGeom prst="rect"/>
+                        </pic:spPr>
+                      </pic:pic>
+                    </a:graphicData>
+                  </a:graphic>
+                </wp:inline>
+              </w:drawing>
             </w:r>
           </w:p>
         </w:tc>
@@ -1702,7 +4058,38 @@
           </w:tcPr>
           <w:p>
             <w:r>
-              <w:t>frame_0107.jpg</w:t>
+              <w:drawing>
+                <wp:inline xmlns:a="http://schemas.openxmlformats.org/drawingml/2006/main" xmlns:pic="http://schemas.openxmlformats.org/drawingml/2006/picture">
+                  <wp:extent cx="1280160" cy="720090"/>
+                  <wp:docPr id="77" name="Picture 77"/>
+                  <wp:cNvGraphicFramePr>
+                    <a:graphicFrameLocks noChangeAspect="1"/>
+                  </wp:cNvGraphicFramePr>
+                  <a:graphic>
+                    <a:graphicData uri="http://schemas.openxmlformats.org/drawingml/2006/picture">
+                      <pic:pic>
+                        <pic:nvPicPr>
+                          <pic:cNvPr id="0" name="frame_0107.jpg"/>
+                          <pic:cNvPicPr/>
+                        </pic:nvPicPr>
+                        <pic:blipFill>
+                          <a:blip r:embed="rId10"/>
+                          <a:stretch>
+                            <a:fillRect/>
+                          </a:stretch>
+                        </pic:blipFill>
+                        <pic:spPr>
+                          <a:xfrm>
+                            <a:off x="0" y="0"/>
+                            <a:ext cx="1280160" cy="720090"/>
+                          </a:xfrm>
+                          <a:prstGeom prst="rect"/>
+                        </pic:spPr>
+                      </pic:pic>
+                    </a:graphicData>
+                  </a:graphic>
+                </wp:inline>
+              </w:drawing>
             </w:r>
           </w:p>
         </w:tc>
@@ -1712,7 +4099,38 @@
           </w:tcPr>
           <w:p>
             <w:r>
-              <w:t>frame_0214.jpg</w:t>
+              <w:drawing>
+                <wp:inline xmlns:a="http://schemas.openxmlformats.org/drawingml/2006/main" xmlns:pic="http://schemas.openxmlformats.org/drawingml/2006/picture">
+                  <wp:extent cx="1280160" cy="720090"/>
+                  <wp:docPr id="78" name="Picture 78"/>
+                  <wp:cNvGraphicFramePr>
+                    <a:graphicFrameLocks noChangeAspect="1"/>
+                  </wp:cNvGraphicFramePr>
+                  <a:graphic>
+                    <a:graphicData uri="http://schemas.openxmlformats.org/drawingml/2006/picture">
+                      <pic:pic>
+                        <pic:nvPicPr>
+                          <pic:cNvPr id="0" name="frame_0214.jpg"/>
+                          <pic:cNvPicPr/>
+                        </pic:nvPicPr>
+                        <pic:blipFill>
+                          <a:blip r:embed="rId11"/>
+                          <a:stretch>
+                            <a:fillRect/>
+                          </a:stretch>
+                        </pic:blipFill>
+                        <pic:spPr>
+                          <a:xfrm>
+                            <a:off x="0" y="0"/>
+                            <a:ext cx="1280160" cy="720090"/>
+                          </a:xfrm>
+                          <a:prstGeom prst="rect"/>
+                        </pic:spPr>
+                      </pic:pic>
+                    </a:graphicData>
+                  </a:graphic>
+                </wp:inline>
+              </w:drawing>
             </w:r>
           </w:p>
         </w:tc>
@@ -1764,7 +4182,38 @@
           </w:tcPr>
           <w:p>
             <w:r>
-              <w:t>frame_0000.jpg</w:t>
+              <w:drawing>
+                <wp:inline xmlns:a="http://schemas.openxmlformats.org/drawingml/2006/main" xmlns:pic="http://schemas.openxmlformats.org/drawingml/2006/picture">
+                  <wp:extent cx="1280160" cy="720090"/>
+                  <wp:docPr id="79" name="Picture 79"/>
+                  <wp:cNvGraphicFramePr>
+                    <a:graphicFrameLocks noChangeAspect="1"/>
+                  </wp:cNvGraphicFramePr>
+                  <a:graphic>
+                    <a:graphicData uri="http://schemas.openxmlformats.org/drawingml/2006/picture">
+                      <pic:pic>
+                        <pic:nvPicPr>
+                          <pic:cNvPr id="0" name="frame_0000.jpg"/>
+                          <pic:cNvPicPr/>
+                        </pic:nvPicPr>
+                        <pic:blipFill>
+                          <a:blip r:embed="rId9"/>
+                          <a:stretch>
+                            <a:fillRect/>
+                          </a:stretch>
+                        </pic:blipFill>
+                        <pic:spPr>
+                          <a:xfrm>
+                            <a:off x="0" y="0"/>
+                            <a:ext cx="1280160" cy="720090"/>
+                          </a:xfrm>
+                          <a:prstGeom prst="rect"/>
+                        </pic:spPr>
+                      </pic:pic>
+                    </a:graphicData>
+                  </a:graphic>
+                </wp:inline>
+              </w:drawing>
             </w:r>
           </w:p>
         </w:tc>
@@ -1774,7 +4223,38 @@
           </w:tcPr>
           <w:p>
             <w:r>
-              <w:t>frame_0107.jpg</w:t>
+              <w:drawing>
+                <wp:inline xmlns:a="http://schemas.openxmlformats.org/drawingml/2006/main" xmlns:pic="http://schemas.openxmlformats.org/drawingml/2006/picture">
+                  <wp:extent cx="1280160" cy="720090"/>
+                  <wp:docPr id="80" name="Picture 80"/>
+                  <wp:cNvGraphicFramePr>
+                    <a:graphicFrameLocks noChangeAspect="1"/>
+                  </wp:cNvGraphicFramePr>
+                  <a:graphic>
+                    <a:graphicData uri="http://schemas.openxmlformats.org/drawingml/2006/picture">
+                      <pic:pic>
+                        <pic:nvPicPr>
+                          <pic:cNvPr id="0" name="frame_0107.jpg"/>
+                          <pic:cNvPicPr/>
+                        </pic:nvPicPr>
+                        <pic:blipFill>
+                          <a:blip r:embed="rId10"/>
+                          <a:stretch>
+                            <a:fillRect/>
+                          </a:stretch>
+                        </pic:blipFill>
+                        <pic:spPr>
+                          <a:xfrm>
+                            <a:off x="0" y="0"/>
+                            <a:ext cx="1280160" cy="720090"/>
+                          </a:xfrm>
+                          <a:prstGeom prst="rect"/>
+                        </pic:spPr>
+                      </pic:pic>
+                    </a:graphicData>
+                  </a:graphic>
+                </wp:inline>
+              </w:drawing>
             </w:r>
           </w:p>
         </w:tc>
@@ -1784,7 +4264,38 @@
           </w:tcPr>
           <w:p>
             <w:r>
-              <w:t>frame_0214.jpg</w:t>
+              <w:drawing>
+                <wp:inline xmlns:a="http://schemas.openxmlformats.org/drawingml/2006/main" xmlns:pic="http://schemas.openxmlformats.org/drawingml/2006/picture">
+                  <wp:extent cx="1280160" cy="720090"/>
+                  <wp:docPr id="81" name="Picture 81"/>
+                  <wp:cNvGraphicFramePr>
+                    <a:graphicFrameLocks noChangeAspect="1"/>
+                  </wp:cNvGraphicFramePr>
+                  <a:graphic>
+                    <a:graphicData uri="http://schemas.openxmlformats.org/drawingml/2006/picture">
+                      <pic:pic>
+                        <pic:nvPicPr>
+                          <pic:cNvPr id="0" name="frame_0214.jpg"/>
+                          <pic:cNvPicPr/>
+                        </pic:nvPicPr>
+                        <pic:blipFill>
+                          <a:blip r:embed="rId11"/>
+                          <a:stretch>
+                            <a:fillRect/>
+                          </a:stretch>
+                        </pic:blipFill>
+                        <pic:spPr>
+                          <a:xfrm>
+                            <a:off x="0" y="0"/>
+                            <a:ext cx="1280160" cy="720090"/>
+                          </a:xfrm>
+                          <a:prstGeom prst="rect"/>
+                        </pic:spPr>
+                      </pic:pic>
+                    </a:graphicData>
+                  </a:graphic>
+                </wp:inline>
+              </w:drawing>
             </w:r>
           </w:p>
         </w:tc>
@@ -1826,7 +4337,38 @@
           </w:tcPr>
           <w:p>
             <w:r>
-              <w:t>frame_0000.jpg</w:t>
+              <w:drawing>
+                <wp:inline xmlns:a="http://schemas.openxmlformats.org/drawingml/2006/main" xmlns:pic="http://schemas.openxmlformats.org/drawingml/2006/picture">
+                  <wp:extent cx="1280160" cy="720090"/>
+                  <wp:docPr id="82" name="Picture 82"/>
+                  <wp:cNvGraphicFramePr>
+                    <a:graphicFrameLocks noChangeAspect="1"/>
+                  </wp:cNvGraphicFramePr>
+                  <a:graphic>
+                    <a:graphicData uri="http://schemas.openxmlformats.org/drawingml/2006/picture">
+                      <pic:pic>
+                        <pic:nvPicPr>
+                          <pic:cNvPr id="0" name="frame_0000.jpg"/>
+                          <pic:cNvPicPr/>
+                        </pic:nvPicPr>
+                        <pic:blipFill>
+                          <a:blip r:embed="rId9"/>
+                          <a:stretch>
+                            <a:fillRect/>
+                          </a:stretch>
+                        </pic:blipFill>
+                        <pic:spPr>
+                          <a:xfrm>
+                            <a:off x="0" y="0"/>
+                            <a:ext cx="1280160" cy="720090"/>
+                          </a:xfrm>
+                          <a:prstGeom prst="rect"/>
+                        </pic:spPr>
+                      </pic:pic>
+                    </a:graphicData>
+                  </a:graphic>
+                </wp:inline>
+              </w:drawing>
             </w:r>
           </w:p>
         </w:tc>
@@ -1836,7 +4378,38 @@
           </w:tcPr>
           <w:p>
             <w:r>
-              <w:t>frame_0107.jpg</w:t>
+              <w:drawing>
+                <wp:inline xmlns:a="http://schemas.openxmlformats.org/drawingml/2006/main" xmlns:pic="http://schemas.openxmlformats.org/drawingml/2006/picture">
+                  <wp:extent cx="1280160" cy="720090"/>
+                  <wp:docPr id="83" name="Picture 83"/>
+                  <wp:cNvGraphicFramePr>
+                    <a:graphicFrameLocks noChangeAspect="1"/>
+                  </wp:cNvGraphicFramePr>
+                  <a:graphic>
+                    <a:graphicData uri="http://schemas.openxmlformats.org/drawingml/2006/picture">
+                      <pic:pic>
+                        <pic:nvPicPr>
+                          <pic:cNvPr id="0" name="frame_0107.jpg"/>
+                          <pic:cNvPicPr/>
+                        </pic:nvPicPr>
+                        <pic:blipFill>
+                          <a:blip r:embed="rId10"/>
+                          <a:stretch>
+                            <a:fillRect/>
+                          </a:stretch>
+                        </pic:blipFill>
+                        <pic:spPr>
+                          <a:xfrm>
+                            <a:off x="0" y="0"/>
+                            <a:ext cx="1280160" cy="720090"/>
+                          </a:xfrm>
+                          <a:prstGeom prst="rect"/>
+                        </pic:spPr>
+                      </pic:pic>
+                    </a:graphicData>
+                  </a:graphic>
+                </wp:inline>
+              </w:drawing>
             </w:r>
           </w:p>
         </w:tc>
@@ -1846,7 +4419,38 @@
           </w:tcPr>
           <w:p>
             <w:r>
-              <w:t>frame_0214.jpg</w:t>
+              <w:drawing>
+                <wp:inline xmlns:a="http://schemas.openxmlformats.org/drawingml/2006/main" xmlns:pic="http://schemas.openxmlformats.org/drawingml/2006/picture">
+                  <wp:extent cx="1280160" cy="720090"/>
+                  <wp:docPr id="84" name="Picture 84"/>
+                  <wp:cNvGraphicFramePr>
+                    <a:graphicFrameLocks noChangeAspect="1"/>
+                  </wp:cNvGraphicFramePr>
+                  <a:graphic>
+                    <a:graphicData uri="http://schemas.openxmlformats.org/drawingml/2006/picture">
+                      <pic:pic>
+                        <pic:nvPicPr>
+                          <pic:cNvPr id="0" name="frame_0214.jpg"/>
+                          <pic:cNvPicPr/>
+                        </pic:nvPicPr>
+                        <pic:blipFill>
+                          <a:blip r:embed="rId11"/>
+                          <a:stretch>
+                            <a:fillRect/>
+                          </a:stretch>
+                        </pic:blipFill>
+                        <pic:spPr>
+                          <a:xfrm>
+                            <a:off x="0" y="0"/>
+                            <a:ext cx="1280160" cy="720090"/>
+                          </a:xfrm>
+                          <a:prstGeom prst="rect"/>
+                        </pic:spPr>
+                      </pic:pic>
+                    </a:graphicData>
+                  </a:graphic>
+                </wp:inline>
+              </w:drawing>
             </w:r>
           </w:p>
         </w:tc>
@@ -1898,7 +4502,38 @@
           </w:tcPr>
           <w:p>
             <w:r>
-              <w:t>frame_0000.jpg</w:t>
+              <w:drawing>
+                <wp:inline xmlns:a="http://schemas.openxmlformats.org/drawingml/2006/main" xmlns:pic="http://schemas.openxmlformats.org/drawingml/2006/picture">
+                  <wp:extent cx="1280160" cy="720090"/>
+                  <wp:docPr id="85" name="Picture 85"/>
+                  <wp:cNvGraphicFramePr>
+                    <a:graphicFrameLocks noChangeAspect="1"/>
+                  </wp:cNvGraphicFramePr>
+                  <a:graphic>
+                    <a:graphicData uri="http://schemas.openxmlformats.org/drawingml/2006/picture">
+                      <pic:pic>
+                        <pic:nvPicPr>
+                          <pic:cNvPr id="0" name="frame_0000.jpg"/>
+                          <pic:cNvPicPr/>
+                        </pic:nvPicPr>
+                        <pic:blipFill>
+                          <a:blip r:embed="rId9"/>
+                          <a:stretch>
+                            <a:fillRect/>
+                          </a:stretch>
+                        </pic:blipFill>
+                        <pic:spPr>
+                          <a:xfrm>
+                            <a:off x="0" y="0"/>
+                            <a:ext cx="1280160" cy="720090"/>
+                          </a:xfrm>
+                          <a:prstGeom prst="rect"/>
+                        </pic:spPr>
+                      </pic:pic>
+                    </a:graphicData>
+                  </a:graphic>
+                </wp:inline>
+              </w:drawing>
             </w:r>
           </w:p>
         </w:tc>
@@ -1908,7 +4543,38 @@
           </w:tcPr>
           <w:p>
             <w:r>
-              <w:t>frame_0107.jpg</w:t>
+              <w:drawing>
+                <wp:inline xmlns:a="http://schemas.openxmlformats.org/drawingml/2006/main" xmlns:pic="http://schemas.openxmlformats.org/drawingml/2006/picture">
+                  <wp:extent cx="1280160" cy="720090"/>
+                  <wp:docPr id="86" name="Picture 86"/>
+                  <wp:cNvGraphicFramePr>
+                    <a:graphicFrameLocks noChangeAspect="1"/>
+                  </wp:cNvGraphicFramePr>
+                  <a:graphic>
+                    <a:graphicData uri="http://schemas.openxmlformats.org/drawingml/2006/picture">
+                      <pic:pic>
+                        <pic:nvPicPr>
+                          <pic:cNvPr id="0" name="frame_0107.jpg"/>
+                          <pic:cNvPicPr/>
+                        </pic:nvPicPr>
+                        <pic:blipFill>
+                          <a:blip r:embed="rId10"/>
+                          <a:stretch>
+                            <a:fillRect/>
+                          </a:stretch>
+                        </pic:blipFill>
+                        <pic:spPr>
+                          <a:xfrm>
+                            <a:off x="0" y="0"/>
+                            <a:ext cx="1280160" cy="720090"/>
+                          </a:xfrm>
+                          <a:prstGeom prst="rect"/>
+                        </pic:spPr>
+                      </pic:pic>
+                    </a:graphicData>
+                  </a:graphic>
+                </wp:inline>
+              </w:drawing>
             </w:r>
           </w:p>
         </w:tc>
@@ -1918,7 +4584,38 @@
           </w:tcPr>
           <w:p>
             <w:r>
-              <w:t>frame_0214.jpg</w:t>
+              <w:drawing>
+                <wp:inline xmlns:a="http://schemas.openxmlformats.org/drawingml/2006/main" xmlns:pic="http://schemas.openxmlformats.org/drawingml/2006/picture">
+                  <wp:extent cx="1280160" cy="720090"/>
+                  <wp:docPr id="87" name="Picture 87"/>
+                  <wp:cNvGraphicFramePr>
+                    <a:graphicFrameLocks noChangeAspect="1"/>
+                  </wp:cNvGraphicFramePr>
+                  <a:graphic>
+                    <a:graphicData uri="http://schemas.openxmlformats.org/drawingml/2006/picture">
+                      <pic:pic>
+                        <pic:nvPicPr>
+                          <pic:cNvPr id="0" name="frame_0214.jpg"/>
+                          <pic:cNvPicPr/>
+                        </pic:nvPicPr>
+                        <pic:blipFill>
+                          <a:blip r:embed="rId11"/>
+                          <a:stretch>
+                            <a:fillRect/>
+                          </a:stretch>
+                        </pic:blipFill>
+                        <pic:spPr>
+                          <a:xfrm>
+                            <a:off x="0" y="0"/>
+                            <a:ext cx="1280160" cy="720090"/>
+                          </a:xfrm>
+                          <a:prstGeom prst="rect"/>
+                        </pic:spPr>
+                      </pic:pic>
+                    </a:graphicData>
+                  </a:graphic>
+                </wp:inline>
+              </w:drawing>
             </w:r>
           </w:p>
         </w:tc>
@@ -1970,7 +4667,38 @@
           </w:tcPr>
           <w:p>
             <w:r>
-              <w:t>frame_0000.jpg</w:t>
+              <w:drawing>
+                <wp:inline xmlns:a="http://schemas.openxmlformats.org/drawingml/2006/main" xmlns:pic="http://schemas.openxmlformats.org/drawingml/2006/picture">
+                  <wp:extent cx="1280160" cy="720090"/>
+                  <wp:docPr id="88" name="Picture 88"/>
+                  <wp:cNvGraphicFramePr>
+                    <a:graphicFrameLocks noChangeAspect="1"/>
+                  </wp:cNvGraphicFramePr>
+                  <a:graphic>
+                    <a:graphicData uri="http://schemas.openxmlformats.org/drawingml/2006/picture">
+                      <pic:pic>
+                        <pic:nvPicPr>
+                          <pic:cNvPr id="0" name="frame_0000.jpg"/>
+                          <pic:cNvPicPr/>
+                        </pic:nvPicPr>
+                        <pic:blipFill>
+                          <a:blip r:embed="rId9"/>
+                          <a:stretch>
+                            <a:fillRect/>
+                          </a:stretch>
+                        </pic:blipFill>
+                        <pic:spPr>
+                          <a:xfrm>
+                            <a:off x="0" y="0"/>
+                            <a:ext cx="1280160" cy="720090"/>
+                          </a:xfrm>
+                          <a:prstGeom prst="rect"/>
+                        </pic:spPr>
+                      </pic:pic>
+                    </a:graphicData>
+                  </a:graphic>
+                </wp:inline>
+              </w:drawing>
             </w:r>
           </w:p>
         </w:tc>
@@ -1980,7 +4708,38 @@
           </w:tcPr>
           <w:p>
             <w:r>
-              <w:t>frame_0107.jpg</w:t>
+              <w:drawing>
+                <wp:inline xmlns:a="http://schemas.openxmlformats.org/drawingml/2006/main" xmlns:pic="http://schemas.openxmlformats.org/drawingml/2006/picture">
+                  <wp:extent cx="1280160" cy="720090"/>
+                  <wp:docPr id="89" name="Picture 89"/>
+                  <wp:cNvGraphicFramePr>
+                    <a:graphicFrameLocks noChangeAspect="1"/>
+                  </wp:cNvGraphicFramePr>
+                  <a:graphic>
+                    <a:graphicData uri="http://schemas.openxmlformats.org/drawingml/2006/picture">
+                      <pic:pic>
+                        <pic:nvPicPr>
+                          <pic:cNvPr id="0" name="frame_0107.jpg"/>
+                          <pic:cNvPicPr/>
+                        </pic:nvPicPr>
+                        <pic:blipFill>
+                          <a:blip r:embed="rId10"/>
+                          <a:stretch>
+                            <a:fillRect/>
+                          </a:stretch>
+                        </pic:blipFill>
+                        <pic:spPr>
+                          <a:xfrm>
+                            <a:off x="0" y="0"/>
+                            <a:ext cx="1280160" cy="720090"/>
+                          </a:xfrm>
+                          <a:prstGeom prst="rect"/>
+                        </pic:spPr>
+                      </pic:pic>
+                    </a:graphicData>
+                  </a:graphic>
+                </wp:inline>
+              </w:drawing>
             </w:r>
           </w:p>
         </w:tc>
@@ -1990,7 +4749,38 @@
           </w:tcPr>
           <w:p>
             <w:r>
-              <w:t>frame_0214.jpg</w:t>
+              <w:drawing>
+                <wp:inline xmlns:a="http://schemas.openxmlformats.org/drawingml/2006/main" xmlns:pic="http://schemas.openxmlformats.org/drawingml/2006/picture">
+                  <wp:extent cx="1280160" cy="720090"/>
+                  <wp:docPr id="90" name="Picture 90"/>
+                  <wp:cNvGraphicFramePr>
+                    <a:graphicFrameLocks noChangeAspect="1"/>
+                  </wp:cNvGraphicFramePr>
+                  <a:graphic>
+                    <a:graphicData uri="http://schemas.openxmlformats.org/drawingml/2006/picture">
+                      <pic:pic>
+                        <pic:nvPicPr>
+                          <pic:cNvPr id="0" name="frame_0214.jpg"/>
+                          <pic:cNvPicPr/>
+                        </pic:nvPicPr>
+                        <pic:blipFill>
+                          <a:blip r:embed="rId11"/>
+                          <a:stretch>
+                            <a:fillRect/>
+                          </a:stretch>
+                        </pic:blipFill>
+                        <pic:spPr>
+                          <a:xfrm>
+                            <a:off x="0" y="0"/>
+                            <a:ext cx="1280160" cy="720090"/>
+                          </a:xfrm>
+                          <a:prstGeom prst="rect"/>
+                        </pic:spPr>
+                      </pic:pic>
+                    </a:graphicData>
+                  </a:graphic>
+                </wp:inline>
+              </w:drawing>
             </w:r>
           </w:p>
         </w:tc>
